--- a/Laboratory_Work_1/lab_1.docx
+++ b/Laboratory_Work_1/lab_1.docx
@@ -103,8 +103,17 @@
     <w:p>
       <w:pPr>
         <w:jc w:val="left"/>
-      </w:pPr>
-      <w:r>
+        <w:rPr>
+          <w:b/>
+          <w:bCs/>
+        </w:rPr>
+      </w:pPr>
+      <w:r>
+        <w:rPr>
+          <w:b/>
+          <w:bCs/>
+          <w:noProof/>
+        </w:rPr>
         <w:lastRenderedPageBreak/>
         <w:drawing>
           <wp:anchor distT="0" distB="0" distL="114300" distR="114300" simplePos="0" relativeHeight="251659264" behindDoc="0" locked="0" layoutInCell="1" allowOverlap="1" wp14:anchorId="2D21C4EB" wp14:editId="6011F561">
@@ -163,6 +172,10 @@
         </w:drawing>
       </w:r>
       <w:r>
+        <w:rPr>
+          <w:b/>
+          <w:bCs/>
+        </w:rPr>
         <w:t>Задание 2</w:t>
       </w:r>
     </w:p>
@@ -171,6 +184,9 @@
         <w:jc w:val="left"/>
       </w:pPr>
       <w:r>
+        <w:rPr>
+          <w:noProof/>
+        </w:rPr>
         <w:drawing>
           <wp:anchor distT="0" distB="0" distL="114300" distR="114300" simplePos="0" relativeHeight="251660288" behindDoc="0" locked="0" layoutInCell="1" allowOverlap="1" wp14:anchorId="660BBCB3" wp14:editId="00307F1F">
             <wp:simplePos x="0" y="0"/>
@@ -239,8 +255,17 @@
     <w:p>
       <w:pPr>
         <w:jc w:val="left"/>
-      </w:pPr>
-      <w:r>
+        <w:rPr>
+          <w:b/>
+          <w:bCs/>
+        </w:rPr>
+      </w:pPr>
+      <w:r>
+        <w:rPr>
+          <w:b/>
+          <w:bCs/>
+          <w:noProof/>
+        </w:rPr>
         <w:lastRenderedPageBreak/>
         <w:drawing>
           <wp:anchor distT="0" distB="0" distL="114300" distR="114300" simplePos="0" relativeHeight="251662336" behindDoc="0" locked="0" layoutInCell="1" allowOverlap="1" wp14:anchorId="0CF533F8" wp14:editId="4CD3AF33">
@@ -299,6 +324,11 @@
         </w:drawing>
       </w:r>
       <w:r>
+        <w:rPr>
+          <w:b/>
+          <w:bCs/>
+          <w:noProof/>
+        </w:rPr>
         <w:drawing>
           <wp:anchor distT="0" distB="0" distL="114300" distR="114300" simplePos="0" relativeHeight="251661312" behindDoc="0" locked="0" layoutInCell="1" allowOverlap="1" wp14:anchorId="4C7FD483" wp14:editId="03C16E57">
             <wp:simplePos x="0" y="0"/>
@@ -356,6 +386,10 @@
         </w:drawing>
       </w:r>
       <w:r>
+        <w:rPr>
+          <w:b/>
+          <w:bCs/>
+        </w:rPr>
         <w:t>Задание 3</w:t>
       </w:r>
     </w:p>
@@ -370,8 +404,17 @@
     <w:p>
       <w:pPr>
         <w:jc w:val="left"/>
-      </w:pPr>
-      <w:r>
+        <w:rPr>
+          <w:b/>
+          <w:bCs/>
+        </w:rPr>
+      </w:pPr>
+      <w:r>
+        <w:rPr>
+          <w:b/>
+          <w:bCs/>
+          <w:noProof/>
+        </w:rPr>
         <w:lastRenderedPageBreak/>
         <w:drawing>
           <wp:anchor distT="0" distB="0" distL="114300" distR="114300" simplePos="0" relativeHeight="251664384" behindDoc="0" locked="0" layoutInCell="1" allowOverlap="1" wp14:anchorId="6891F0E1" wp14:editId="59463BD8">
@@ -430,6 +473,11 @@
         </w:drawing>
       </w:r>
       <w:r>
+        <w:rPr>
+          <w:b/>
+          <w:bCs/>
+          <w:noProof/>
+        </w:rPr>
         <w:drawing>
           <wp:anchor distT="0" distB="0" distL="114300" distR="114300" simplePos="0" relativeHeight="251663360" behindDoc="0" locked="0" layoutInCell="1" allowOverlap="1" wp14:anchorId="43EA2FD4" wp14:editId="7FAC810E">
             <wp:simplePos x="0" y="0"/>
@@ -487,6 +535,10 @@
         </w:drawing>
       </w:r>
       <w:r>
+        <w:rPr>
+          <w:b/>
+          <w:bCs/>
+        </w:rPr>
         <w:t>Задание 4</w:t>
       </w:r>
     </w:p>
@@ -494,6 +546,615 @@
       <w:pPr>
         <w:jc w:val="left"/>
       </w:pPr>
+    </w:p>
+    <w:p>
+      <w:pPr>
+        <w:jc w:val="left"/>
+      </w:pPr>
+    </w:p>
+    <w:p>
+      <w:pPr>
+        <w:jc w:val="left"/>
+      </w:pPr>
+    </w:p>
+    <w:p>
+      <w:pPr>
+        <w:jc w:val="left"/>
+      </w:pPr>
+    </w:p>
+    <w:p>
+      <w:pPr>
+        <w:jc w:val="left"/>
+      </w:pPr>
+    </w:p>
+    <w:p>
+      <w:pPr>
+        <w:jc w:val="left"/>
+      </w:pPr>
+    </w:p>
+    <w:p>
+      <w:pPr>
+        <w:jc w:val="left"/>
+      </w:pPr>
+    </w:p>
+    <w:p>
+      <w:pPr>
+        <w:jc w:val="left"/>
+      </w:pPr>
+    </w:p>
+    <w:p>
+      <w:pPr>
+        <w:jc w:val="left"/>
+      </w:pPr>
+    </w:p>
+    <w:p>
+      <w:pPr>
+        <w:jc w:val="left"/>
+      </w:pPr>
+    </w:p>
+    <w:p>
+      <w:pPr>
+        <w:jc w:val="left"/>
+        <w:rPr>
+          <w:b/>
+          <w:bCs/>
+        </w:rPr>
+      </w:pPr>
+      <w:r>
+        <w:rPr>
+          <w:b/>
+          <w:bCs/>
+        </w:rPr>
+        <w:lastRenderedPageBreak/>
+        <w:drawing>
+          <wp:anchor distT="0" distB="0" distL="114300" distR="114300" simplePos="0" relativeHeight="251666432" behindDoc="0" locked="0" layoutInCell="1" allowOverlap="1" wp14:anchorId="1D67F636" wp14:editId="1A3E0487">
+            <wp:simplePos x="0" y="0"/>
+            <wp:positionH relativeFrom="column">
+              <wp:posOffset>1905</wp:posOffset>
+            </wp:positionH>
+            <wp:positionV relativeFrom="page">
+              <wp:posOffset>3522345</wp:posOffset>
+            </wp:positionV>
+            <wp:extent cx="5940425" cy="728345"/>
+            <wp:effectExtent l="0" t="0" r="3175" b="0"/>
+            <wp:wrapTopAndBottom/>
+            <wp:docPr id="473618344" name="Рисунок 1"/>
+            <wp:cNvGraphicFramePr>
+              <a:graphicFrameLocks xmlns:a="http://schemas.openxmlformats.org/drawingml/2006/main" noChangeAspect="1"/>
+            </wp:cNvGraphicFramePr>
+            <a:graphic xmlns:a="http://schemas.openxmlformats.org/drawingml/2006/main">
+              <a:graphicData uri="http://schemas.openxmlformats.org/drawingml/2006/picture">
+                <pic:pic xmlns:pic="http://schemas.openxmlformats.org/drawingml/2006/picture">
+                  <pic:nvPicPr>
+                    <pic:cNvPr id="473618344" name=""/>
+                    <pic:cNvPicPr/>
+                  </pic:nvPicPr>
+                  <pic:blipFill>
+                    <a:blip r:embed="rId11">
+                      <a:extLst>
+                        <a:ext uri="{28A0092B-C50C-407E-A947-70E740481C1C}">
+                          <a14:useLocalDpi xmlns:a14="http://schemas.microsoft.com/office/drawing/2010/main" val="0"/>
+                        </a:ext>
+                      </a:extLst>
+                    </a:blip>
+                    <a:stretch>
+                      <a:fillRect/>
+                    </a:stretch>
+                  </pic:blipFill>
+                  <pic:spPr>
+                    <a:xfrm>
+                      <a:off x="0" y="0"/>
+                      <a:ext cx="5940425" cy="728345"/>
+                    </a:xfrm>
+                    <a:prstGeom prst="rect">
+                      <a:avLst/>
+                    </a:prstGeom>
+                  </pic:spPr>
+                </pic:pic>
+              </a:graphicData>
+            </a:graphic>
+            <wp14:sizeRelH relativeFrom="page">
+              <wp14:pctWidth>0</wp14:pctWidth>
+            </wp14:sizeRelH>
+            <wp14:sizeRelV relativeFrom="page">
+              <wp14:pctHeight>0</wp14:pctHeight>
+            </wp14:sizeRelV>
+          </wp:anchor>
+        </w:drawing>
+      </w:r>
+      <w:r>
+        <w:rPr>
+          <w:b/>
+          <w:bCs/>
+        </w:rPr>
+        <w:drawing>
+          <wp:anchor distT="0" distB="0" distL="114300" distR="114300" simplePos="0" relativeHeight="251665408" behindDoc="0" locked="0" layoutInCell="1" allowOverlap="1" wp14:anchorId="19523B39" wp14:editId="4CB038DA">
+            <wp:simplePos x="0" y="0"/>
+            <wp:positionH relativeFrom="column">
+              <wp:posOffset>1905</wp:posOffset>
+            </wp:positionH>
+            <wp:positionV relativeFrom="page">
+              <wp:posOffset>2805430</wp:posOffset>
+            </wp:positionV>
+            <wp:extent cx="5940425" cy="616585"/>
+            <wp:effectExtent l="0" t="0" r="3175" b="0"/>
+            <wp:wrapTopAndBottom/>
+            <wp:docPr id="2069546368" name="Рисунок 1"/>
+            <wp:cNvGraphicFramePr>
+              <a:graphicFrameLocks xmlns:a="http://schemas.openxmlformats.org/drawingml/2006/main" noChangeAspect="1"/>
+            </wp:cNvGraphicFramePr>
+            <a:graphic xmlns:a="http://schemas.openxmlformats.org/drawingml/2006/main">
+              <a:graphicData uri="http://schemas.openxmlformats.org/drawingml/2006/picture">
+                <pic:pic xmlns:pic="http://schemas.openxmlformats.org/drawingml/2006/picture">
+                  <pic:nvPicPr>
+                    <pic:cNvPr id="2069546368" name=""/>
+                    <pic:cNvPicPr/>
+                  </pic:nvPicPr>
+                  <pic:blipFill>
+                    <a:blip r:embed="rId12">
+                      <a:extLst>
+                        <a:ext uri="{28A0092B-C50C-407E-A947-70E740481C1C}">
+                          <a14:useLocalDpi xmlns:a14="http://schemas.microsoft.com/office/drawing/2010/main" val="0"/>
+                        </a:ext>
+                      </a:extLst>
+                    </a:blip>
+                    <a:stretch>
+                      <a:fillRect/>
+                    </a:stretch>
+                  </pic:blipFill>
+                  <pic:spPr>
+                    <a:xfrm>
+                      <a:off x="0" y="0"/>
+                      <a:ext cx="5940425" cy="616585"/>
+                    </a:xfrm>
+                    <a:prstGeom prst="rect">
+                      <a:avLst/>
+                    </a:prstGeom>
+                  </pic:spPr>
+                </pic:pic>
+              </a:graphicData>
+            </a:graphic>
+          </wp:anchor>
+        </w:drawing>
+      </w:r>
+      <w:r>
+        <w:rPr>
+          <w:b/>
+          <w:bCs/>
+        </w:rPr>
+        <w:drawing>
+          <wp:anchor distT="0" distB="0" distL="114300" distR="114300" simplePos="0" relativeHeight="251667456" behindDoc="0" locked="0" layoutInCell="1" allowOverlap="1" wp14:anchorId="213DD79A" wp14:editId="5361DCF0">
+            <wp:simplePos x="0" y="0"/>
+            <wp:positionH relativeFrom="column">
+              <wp:posOffset>1905</wp:posOffset>
+            </wp:positionH>
+            <wp:positionV relativeFrom="page">
+              <wp:posOffset>1122045</wp:posOffset>
+            </wp:positionV>
+            <wp:extent cx="5940425" cy="1518285"/>
+            <wp:effectExtent l="0" t="0" r="3175" b="5715"/>
+            <wp:wrapTopAndBottom/>
+            <wp:docPr id="1548790526" name="Рисунок 1"/>
+            <wp:cNvGraphicFramePr>
+              <a:graphicFrameLocks xmlns:a="http://schemas.openxmlformats.org/drawingml/2006/main" noChangeAspect="1"/>
+            </wp:cNvGraphicFramePr>
+            <a:graphic xmlns:a="http://schemas.openxmlformats.org/drawingml/2006/main">
+              <a:graphicData uri="http://schemas.openxmlformats.org/drawingml/2006/picture">
+                <pic:pic xmlns:pic="http://schemas.openxmlformats.org/drawingml/2006/picture">
+                  <pic:nvPicPr>
+                    <pic:cNvPr id="1548790526" name=""/>
+                    <pic:cNvPicPr/>
+                  </pic:nvPicPr>
+                  <pic:blipFill>
+                    <a:blip r:embed="rId13">
+                      <a:extLst>
+                        <a:ext uri="{28A0092B-C50C-407E-A947-70E740481C1C}">
+                          <a14:useLocalDpi xmlns:a14="http://schemas.microsoft.com/office/drawing/2010/main" val="0"/>
+                        </a:ext>
+                      </a:extLst>
+                    </a:blip>
+                    <a:stretch>
+                      <a:fillRect/>
+                    </a:stretch>
+                  </pic:blipFill>
+                  <pic:spPr>
+                    <a:xfrm>
+                      <a:off x="0" y="0"/>
+                      <a:ext cx="5940425" cy="1518285"/>
+                    </a:xfrm>
+                    <a:prstGeom prst="rect">
+                      <a:avLst/>
+                    </a:prstGeom>
+                  </pic:spPr>
+                </pic:pic>
+              </a:graphicData>
+            </a:graphic>
+            <wp14:sizeRelH relativeFrom="page">
+              <wp14:pctWidth>0</wp14:pctWidth>
+            </wp14:sizeRelH>
+            <wp14:sizeRelV relativeFrom="page">
+              <wp14:pctHeight>0</wp14:pctHeight>
+            </wp14:sizeRelV>
+          </wp:anchor>
+        </w:drawing>
+      </w:r>
+      <w:r>
+        <w:rPr>
+          <w:b/>
+          <w:bCs/>
+        </w:rPr>
+        <w:t>Задание 5</w:t>
+      </w:r>
+    </w:p>
+    <w:p>
+      <w:pPr>
+        <w:jc w:val="left"/>
+        <w:rPr>
+          <w:b/>
+          <w:bCs/>
+          <w:lang w:val="en-US"/>
+        </w:rPr>
+      </w:pPr>
+    </w:p>
+    <w:p>
+      <w:pPr>
+        <w:jc w:val="left"/>
+        <w:rPr>
+          <w:b/>
+          <w:bCs/>
+          <w:lang w:val="en-US"/>
+        </w:rPr>
+      </w:pPr>
+    </w:p>
+    <w:p>
+      <w:pPr>
+        <w:jc w:val="left"/>
+        <w:rPr>
+          <w:b/>
+          <w:bCs/>
+          <w:lang w:val="en-US"/>
+        </w:rPr>
+      </w:pPr>
+      <w:r>
+        <w:rPr>
+          <w:b/>
+          <w:bCs/>
+        </w:rPr>
+        <w:drawing>
+          <wp:anchor distT="0" distB="0" distL="114300" distR="114300" simplePos="0" relativeHeight="251668480" behindDoc="0" locked="0" layoutInCell="1" allowOverlap="1" wp14:anchorId="74C5A0CB" wp14:editId="5F107E20">
+            <wp:simplePos x="0" y="0"/>
+            <wp:positionH relativeFrom="column">
+              <wp:posOffset>-66675</wp:posOffset>
+            </wp:positionH>
+            <wp:positionV relativeFrom="page">
+              <wp:posOffset>5215890</wp:posOffset>
+            </wp:positionV>
+            <wp:extent cx="5940425" cy="3770630"/>
+            <wp:effectExtent l="0" t="0" r="3175" b="1270"/>
+            <wp:wrapTopAndBottom/>
+            <wp:docPr id="569990653" name="Рисунок 1"/>
+            <wp:cNvGraphicFramePr>
+              <a:graphicFrameLocks xmlns:a="http://schemas.openxmlformats.org/drawingml/2006/main" noChangeAspect="1"/>
+            </wp:cNvGraphicFramePr>
+            <a:graphic xmlns:a="http://schemas.openxmlformats.org/drawingml/2006/main">
+              <a:graphicData uri="http://schemas.openxmlformats.org/drawingml/2006/picture">
+                <pic:pic xmlns:pic="http://schemas.openxmlformats.org/drawingml/2006/picture">
+                  <pic:nvPicPr>
+                    <pic:cNvPr id="569990653" name=""/>
+                    <pic:cNvPicPr/>
+                  </pic:nvPicPr>
+                  <pic:blipFill>
+                    <a:blip r:embed="rId14">
+                      <a:extLst>
+                        <a:ext uri="{28A0092B-C50C-407E-A947-70E740481C1C}">
+                          <a14:useLocalDpi xmlns:a14="http://schemas.microsoft.com/office/drawing/2010/main" val="0"/>
+                        </a:ext>
+                      </a:extLst>
+                    </a:blip>
+                    <a:stretch>
+                      <a:fillRect/>
+                    </a:stretch>
+                  </pic:blipFill>
+                  <pic:spPr>
+                    <a:xfrm>
+                      <a:off x="0" y="0"/>
+                      <a:ext cx="5940425" cy="3770630"/>
+                    </a:xfrm>
+                    <a:prstGeom prst="rect">
+                      <a:avLst/>
+                    </a:prstGeom>
+                  </pic:spPr>
+                </pic:pic>
+              </a:graphicData>
+            </a:graphic>
+            <wp14:sizeRelH relativeFrom="page">
+              <wp14:pctWidth>0</wp14:pctWidth>
+            </wp14:sizeRelH>
+            <wp14:sizeRelV relativeFrom="page">
+              <wp14:pctHeight>0</wp14:pctHeight>
+            </wp14:sizeRelV>
+          </wp:anchor>
+        </w:drawing>
+      </w:r>
+      <w:r>
+        <w:rPr>
+          <w:b/>
+          <w:bCs/>
+        </w:rPr>
+        <w:t xml:space="preserve">Задание </w:t>
+      </w:r>
+      <w:r>
+        <w:rPr>
+          <w:b/>
+          <w:bCs/>
+          <w:lang w:val="en-US"/>
+        </w:rPr>
+        <w:t>7</w:t>
+      </w:r>
+    </w:p>
+    <w:p>
+      <w:pPr>
+        <w:jc w:val="left"/>
+        <w:rPr>
+          <w:b/>
+          <w:bCs/>
+        </w:rPr>
+      </w:pPr>
+    </w:p>
+    <w:p>
+      <w:pPr>
+        <w:jc w:val="left"/>
+        <w:rPr>
+          <w:b/>
+          <w:bCs/>
+          <w:lang w:val="en-US"/>
+        </w:rPr>
+      </w:pPr>
+    </w:p>
+    <w:p>
+      <w:pPr>
+        <w:jc w:val="left"/>
+        <w:rPr>
+          <w:b/>
+          <w:bCs/>
+          <w:lang w:val="en-US"/>
+        </w:rPr>
+      </w:pPr>
+    </w:p>
+    <w:p>
+      <w:pPr>
+        <w:jc w:val="left"/>
+        <w:rPr>
+          <w:b/>
+          <w:bCs/>
+          <w:lang w:val="en-US"/>
+        </w:rPr>
+      </w:pPr>
+    </w:p>
+    <w:p>
+      <w:pPr>
+        <w:jc w:val="left"/>
+        <w:rPr>
+          <w:b/>
+          <w:bCs/>
+          <w:lang w:val="en-US"/>
+        </w:rPr>
+      </w:pPr>
+      <w:r>
+        <w:rPr>
+          <w:b/>
+          <w:bCs/>
+        </w:rPr>
+        <w:drawing>
+          <wp:anchor distT="0" distB="0" distL="114300" distR="114300" simplePos="0" relativeHeight="251672576" behindDoc="0" locked="0" layoutInCell="1" allowOverlap="1" wp14:anchorId="5B78FC33" wp14:editId="3367F5A8">
+            <wp:simplePos x="0" y="0"/>
+            <wp:positionH relativeFrom="column">
+              <wp:posOffset>-280035</wp:posOffset>
+            </wp:positionH>
+            <wp:positionV relativeFrom="page">
+              <wp:posOffset>4598670</wp:posOffset>
+            </wp:positionV>
+            <wp:extent cx="5940425" cy="3238500"/>
+            <wp:effectExtent l="0" t="0" r="3175" b="0"/>
+            <wp:wrapTopAndBottom/>
+            <wp:docPr id="544576838" name="Рисунок 1"/>
+            <wp:cNvGraphicFramePr>
+              <a:graphicFrameLocks xmlns:a="http://schemas.openxmlformats.org/drawingml/2006/main" noChangeAspect="1"/>
+            </wp:cNvGraphicFramePr>
+            <a:graphic xmlns:a="http://schemas.openxmlformats.org/drawingml/2006/main">
+              <a:graphicData uri="http://schemas.openxmlformats.org/drawingml/2006/picture">
+                <pic:pic xmlns:pic="http://schemas.openxmlformats.org/drawingml/2006/picture">
+                  <pic:nvPicPr>
+                    <pic:cNvPr id="544576838" name=""/>
+                    <pic:cNvPicPr/>
+                  </pic:nvPicPr>
+                  <pic:blipFill>
+                    <a:blip r:embed="rId15">
+                      <a:extLst>
+                        <a:ext uri="{28A0092B-C50C-407E-A947-70E740481C1C}">
+                          <a14:useLocalDpi xmlns:a14="http://schemas.microsoft.com/office/drawing/2010/main" val="0"/>
+                        </a:ext>
+                      </a:extLst>
+                    </a:blip>
+                    <a:stretch>
+                      <a:fillRect/>
+                    </a:stretch>
+                  </pic:blipFill>
+                  <pic:spPr>
+                    <a:xfrm>
+                      <a:off x="0" y="0"/>
+                      <a:ext cx="5940425" cy="3238500"/>
+                    </a:xfrm>
+                    <a:prstGeom prst="rect">
+                      <a:avLst/>
+                    </a:prstGeom>
+                  </pic:spPr>
+                </pic:pic>
+              </a:graphicData>
+            </a:graphic>
+            <wp14:sizeRelH relativeFrom="page">
+              <wp14:pctWidth>0</wp14:pctWidth>
+            </wp14:sizeRelH>
+            <wp14:sizeRelV relativeFrom="page">
+              <wp14:pctHeight>0</wp14:pctHeight>
+            </wp14:sizeRelV>
+          </wp:anchor>
+        </w:drawing>
+      </w:r>
+      <w:r>
+        <w:rPr>
+          <w:b/>
+          <w:bCs/>
+        </w:rPr>
+        <w:drawing>
+          <wp:anchor distT="0" distB="0" distL="114300" distR="114300" simplePos="0" relativeHeight="251671552" behindDoc="0" locked="0" layoutInCell="1" allowOverlap="1" wp14:anchorId="3372C089" wp14:editId="46132FDA">
+            <wp:simplePos x="0" y="0"/>
+            <wp:positionH relativeFrom="column">
+              <wp:posOffset>-280035</wp:posOffset>
+            </wp:positionH>
+            <wp:positionV relativeFrom="page">
+              <wp:posOffset>3639185</wp:posOffset>
+            </wp:positionV>
+            <wp:extent cx="5940425" cy="953770"/>
+            <wp:effectExtent l="0" t="0" r="3175" b="0"/>
+            <wp:wrapTopAndBottom/>
+            <wp:docPr id="1964947209" name="Рисунок 1"/>
+            <wp:cNvGraphicFramePr>
+              <a:graphicFrameLocks xmlns:a="http://schemas.openxmlformats.org/drawingml/2006/main" noChangeAspect="1"/>
+            </wp:cNvGraphicFramePr>
+            <a:graphic xmlns:a="http://schemas.openxmlformats.org/drawingml/2006/main">
+              <a:graphicData uri="http://schemas.openxmlformats.org/drawingml/2006/picture">
+                <pic:pic xmlns:pic="http://schemas.openxmlformats.org/drawingml/2006/picture">
+                  <pic:nvPicPr>
+                    <pic:cNvPr id="1964947209" name=""/>
+                    <pic:cNvPicPr/>
+                  </pic:nvPicPr>
+                  <pic:blipFill>
+                    <a:blip r:embed="rId16">
+                      <a:extLst>
+                        <a:ext uri="{28A0092B-C50C-407E-A947-70E740481C1C}">
+                          <a14:useLocalDpi xmlns:a14="http://schemas.microsoft.com/office/drawing/2010/main" val="0"/>
+                        </a:ext>
+                      </a:extLst>
+                    </a:blip>
+                    <a:stretch>
+                      <a:fillRect/>
+                    </a:stretch>
+                  </pic:blipFill>
+                  <pic:spPr>
+                    <a:xfrm>
+                      <a:off x="0" y="0"/>
+                      <a:ext cx="5940425" cy="953770"/>
+                    </a:xfrm>
+                    <a:prstGeom prst="rect">
+                      <a:avLst/>
+                    </a:prstGeom>
+                  </pic:spPr>
+                </pic:pic>
+              </a:graphicData>
+            </a:graphic>
+            <wp14:sizeRelH relativeFrom="page">
+              <wp14:pctWidth>0</wp14:pctWidth>
+            </wp14:sizeRelH>
+            <wp14:sizeRelV relativeFrom="page">
+              <wp14:pctHeight>0</wp14:pctHeight>
+            </wp14:sizeRelV>
+          </wp:anchor>
+        </w:drawing>
+      </w:r>
+      <w:r>
+        <w:rPr>
+          <w:b/>
+          <w:bCs/>
+        </w:rPr>
+        <w:drawing>
+          <wp:anchor distT="0" distB="0" distL="114300" distR="114300" simplePos="0" relativeHeight="251670528" behindDoc="0" locked="0" layoutInCell="1" allowOverlap="1" wp14:anchorId="72A2CEF3" wp14:editId="45627354">
+            <wp:simplePos x="0" y="0"/>
+            <wp:positionH relativeFrom="column">
+              <wp:posOffset>-158115</wp:posOffset>
+            </wp:positionH>
+            <wp:positionV relativeFrom="page">
+              <wp:posOffset>495300</wp:posOffset>
+            </wp:positionV>
+            <wp:extent cx="5764530" cy="2392680"/>
+            <wp:effectExtent l="0" t="0" r="7620" b="7620"/>
+            <wp:wrapTopAndBottom/>
+            <wp:docPr id="824336693" name="Рисунок 1"/>
+            <wp:cNvGraphicFramePr>
+              <a:graphicFrameLocks xmlns:a="http://schemas.openxmlformats.org/drawingml/2006/main" noChangeAspect="1"/>
+            </wp:cNvGraphicFramePr>
+            <a:graphic xmlns:a="http://schemas.openxmlformats.org/drawingml/2006/main">
+              <a:graphicData uri="http://schemas.openxmlformats.org/drawingml/2006/picture">
+                <pic:pic xmlns:pic="http://schemas.openxmlformats.org/drawingml/2006/picture">
+                  <pic:nvPicPr>
+                    <pic:cNvPr id="824336693" name=""/>
+                    <pic:cNvPicPr/>
+                  </pic:nvPicPr>
+                  <pic:blipFill>
+                    <a:blip r:embed="rId17">
+                      <a:extLst>
+                        <a:ext uri="{28A0092B-C50C-407E-A947-70E740481C1C}">
+                          <a14:useLocalDpi xmlns:a14="http://schemas.microsoft.com/office/drawing/2010/main" val="0"/>
+                        </a:ext>
+                      </a:extLst>
+                    </a:blip>
+                    <a:stretch>
+                      <a:fillRect/>
+                    </a:stretch>
+                  </pic:blipFill>
+                  <pic:spPr>
+                    <a:xfrm>
+                      <a:off x="0" y="0"/>
+                      <a:ext cx="5764530" cy="2392680"/>
+                    </a:xfrm>
+                    <a:prstGeom prst="rect">
+                      <a:avLst/>
+                    </a:prstGeom>
+                  </pic:spPr>
+                </pic:pic>
+              </a:graphicData>
+            </a:graphic>
+            <wp14:sizeRelH relativeFrom="page">
+              <wp14:pctWidth>0</wp14:pctWidth>
+            </wp14:sizeRelH>
+            <wp14:sizeRelV relativeFrom="page">
+              <wp14:pctHeight>0</wp14:pctHeight>
+            </wp14:sizeRelV>
+          </wp:anchor>
+        </w:drawing>
+      </w:r>
+      <w:r>
+        <w:rPr>
+          <w:b/>
+          <w:bCs/>
+        </w:rPr>
+        <w:t xml:space="preserve">Задание </w:t>
+      </w:r>
+      <w:r>
+        <w:rPr>
+          <w:b/>
+          <w:bCs/>
+          <w:lang w:val="en-US"/>
+        </w:rPr>
+        <w:t>9</w:t>
+      </w:r>
+    </w:p>
+    <w:p>
+      <w:pPr>
+        <w:jc w:val="left"/>
+        <w:rPr>
+          <w:lang w:val="en-US"/>
+        </w:rPr>
+      </w:pPr>
+      <w:r>
+        <w:t xml:space="preserve">Ответ: </w:t>
+      </w:r>
+      <w:r>
+        <w:rPr>
+          <w:lang w:val="en-US"/>
+        </w:rPr>
+        <w:t>BDE</w:t>
+      </w:r>
     </w:p>
     <w:sectPr>
       <w:pgSz w:w="11906" w:h="16838"/>
@@ -910,7 +1571,7 @@
       <w:jc w:val="center"/>
     </w:pPr>
     <w:rPr>
-      <w:rFonts w:ascii="Liberation Serif" w:hAnsi="Liberation Serif"/>
+      <w:rFonts w:ascii="Liberation serif" w:hAnsi="Liberation serif"/>
       <w:sz w:val="28"/>
     </w:rPr>
   </w:style>
@@ -1152,7 +1813,7 @@
     <w:link w:val="a3"/>
     <w:rsid w:val="00F265DF"/>
     <w:rPr>
-      <w:rFonts w:ascii="Liberation Serif" w:hAnsi="Liberation Serif"/>
+      <w:rFonts w:ascii="Liberation serif" w:hAnsi="Liberation serif"/>
       <w:sz w:val="28"/>
     </w:rPr>
   </w:style>
@@ -1373,7 +2034,7 @@
     <w:uiPriority w:val="29"/>
     <w:rsid w:val="00A94B18"/>
     <w:rPr>
-      <w:rFonts w:ascii="Liberation Serif" w:hAnsi="Liberation Serif"/>
+      <w:rFonts w:ascii="Liberation serif" w:hAnsi="Liberation serif"/>
       <w:i/>
       <w:iCs/>
       <w:color w:val="404040" w:themeColor="text1" w:themeTint="BF"/>
@@ -1432,7 +2093,7 @@
     <w:uiPriority w:val="30"/>
     <w:rsid w:val="00A94B18"/>
     <w:rPr>
-      <w:rFonts w:ascii="Liberation Serif" w:hAnsi="Liberation Serif"/>
+      <w:rFonts w:ascii="Liberation serif" w:hAnsi="Liberation serif"/>
       <w:i/>
       <w:iCs/>
       <w:color w:val="2F5496" w:themeColor="accent1" w:themeShade="BF"/>

--- a/Laboratory_Work_1/lab_1.docx
+++ b/Laboratory_Work_1/lab_1.docx
@@ -1,6 +1,6 @@
 
 <file path=word/document.xml><?xml version="1.0" encoding="utf-8"?>
-<w:document xmlns:wpc="http://schemas.microsoft.com/office/word/2010/wordprocessingCanvas" xmlns:cx="http://schemas.microsoft.com/office/drawing/2014/chartex" xmlns:cx1="http://schemas.microsoft.com/office/drawing/2015/9/8/chartex" xmlns:cx2="http://schemas.microsoft.com/office/drawing/2015/10/21/chartex" xmlns:cx3="http://schemas.microsoft.com/office/drawing/2016/5/9/chartex" xmlns:cx4="http://schemas.microsoft.com/office/drawing/2016/5/10/chartex" xmlns:cx5="http://schemas.microsoft.com/office/drawing/2016/5/11/chartex" xmlns:cx6="http://schemas.microsoft.com/office/drawing/2016/5/12/chartex" xmlns:cx7="http://schemas.microsoft.com/office/drawing/2016/5/13/chartex" xmlns:cx8="http://schemas.microsoft.com/office/drawing/2016/5/14/chartex" xmlns:mc="http://schemas.openxmlformats.org/markup-compatibility/2006" xmlns:aink="http://schemas.microsoft.com/office/drawing/2016/ink" xmlns:am3d="http://schemas.microsoft.com/office/drawing/2017/model3d" xmlns:o="urn:schemas-microsoft-com:office:office" xmlns:oel="http://schemas.microsoft.com/office/2019/extlst" xmlns:r="http://schemas.openxmlformats.org/officeDocument/2006/relationships" xmlns:m="http://schemas.openxmlformats.org/officeDocument/2006/math" xmlns:v="urn:schemas-microsoft-com:vml" xmlns:wp14="http://schemas.microsoft.com/office/word/2010/wordprocessingDrawing" xmlns:wp="http://schemas.openxmlformats.org/drawingml/2006/wordprocessingDrawing" xmlns:w10="urn:schemas-microsoft-com:office:word" xmlns:w="http://schemas.openxmlformats.org/wordprocessingml/2006/main" xmlns:w14="http://schemas.microsoft.com/office/word/2010/wordml" xmlns:w15="http://schemas.microsoft.com/office/word/2012/wordml" xmlns:w16cex="http://schemas.microsoft.com/office/word/2018/wordml/cex" xmlns:w16cid="http://schemas.microsoft.com/office/word/2016/wordml/cid" xmlns:w16="http://schemas.microsoft.com/office/word/2018/wordml" xmlns:w16du="http://schemas.microsoft.com/office/word/2023/wordml/word16du" xmlns:w16sdtdh="http://schemas.microsoft.com/office/word/2020/wordml/sdtdatahash" xmlns:w16sdtfl="http://schemas.microsoft.com/office/word/2024/wordml/sdtformatlock" xmlns:w16se="http://schemas.microsoft.com/office/word/2015/wordml/symex" xmlns:wpg="http://schemas.microsoft.com/office/word/2010/wordprocessingGroup" xmlns:wpi="http://schemas.microsoft.com/office/word/2010/wordprocessingInk" xmlns:wne="http://schemas.microsoft.com/office/word/2006/wordml" xmlns:wps="http://schemas.microsoft.com/office/word/2010/wordprocessingShape" mc:Ignorable="w14 w15 w16se w16cid w16 w16cex w16sdtdh w16sdtfl w16du wp14">
+<w:document xmlns:wpc="http://schemas.microsoft.com/office/word/2010/wordprocessingCanvas" xmlns:cx="http://schemas.microsoft.com/office/drawing/2014/chartex" xmlns:cx1="http://schemas.microsoft.com/office/drawing/2015/9/8/chartex" xmlns:cx2="http://schemas.microsoft.com/office/drawing/2015/10/21/chartex" xmlns:cx3="http://schemas.microsoft.com/office/drawing/2016/5/9/chartex" xmlns:cx4="http://schemas.microsoft.com/office/drawing/2016/5/10/chartex" xmlns:cx5="http://schemas.microsoft.com/office/drawing/2016/5/11/chartex" xmlns:cx6="http://schemas.microsoft.com/office/drawing/2016/5/12/chartex" xmlns:cx7="http://schemas.microsoft.com/office/drawing/2016/5/13/chartex" xmlns:cx8="http://schemas.microsoft.com/office/drawing/2016/5/14/chartex" xmlns:mc="http://schemas.openxmlformats.org/markup-compatibility/2006" xmlns:aink="http://schemas.microsoft.com/office/drawing/2016/ink" xmlns:am3d="http://schemas.microsoft.com/office/drawing/2017/model3d" xmlns:o="urn:schemas-microsoft-com:office:office" xmlns:r="http://schemas.openxmlformats.org/officeDocument/2006/relationships" xmlns:m="http://schemas.openxmlformats.org/officeDocument/2006/math" xmlns:v="urn:schemas-microsoft-com:vml" xmlns:wp14="http://schemas.microsoft.com/office/word/2010/wordprocessingDrawing" xmlns:wp="http://schemas.openxmlformats.org/drawingml/2006/wordprocessingDrawing" xmlns:w10="urn:schemas-microsoft-com:office:word" xmlns:w="http://schemas.openxmlformats.org/wordprocessingml/2006/main" xmlns:w14="http://schemas.microsoft.com/office/word/2010/wordml" xmlns:w15="http://schemas.microsoft.com/office/word/2012/wordml" xmlns:w16cex="http://schemas.microsoft.com/office/word/2018/wordml/cex" xmlns:w16cid="http://schemas.microsoft.com/office/word/2016/wordml/cid" xmlns:w16="http://schemas.microsoft.com/office/word/2018/wordml" xmlns:w16sdtdh="http://schemas.microsoft.com/office/word/2020/wordml/sdtdatahash" xmlns:w16se="http://schemas.microsoft.com/office/word/2015/wordml/symex" xmlns:wpg="http://schemas.microsoft.com/office/word/2010/wordprocessingGroup" xmlns:wpi="http://schemas.microsoft.com/office/word/2010/wordprocessingInk" xmlns:wne="http://schemas.microsoft.com/office/word/2006/wordml" xmlns:wps="http://schemas.microsoft.com/office/word/2010/wordprocessingShape" mc:Ignorable="w14 w15 w16se w16cid w16 w16cex w16sdtdh wp14">
   <w:body>
     <w:p>
       <w:pPr>
@@ -604,6 +604,7 @@
         <w:rPr>
           <w:b/>
           <w:bCs/>
+          <w:noProof/>
         </w:rPr>
         <w:lastRenderedPageBreak/>
         <w:drawing>
@@ -666,6 +667,7 @@
         <w:rPr>
           <w:b/>
           <w:bCs/>
+          <w:noProof/>
         </w:rPr>
         <w:drawing>
           <wp:anchor distT="0" distB="0" distL="114300" distR="114300" simplePos="0" relativeHeight="251665408" behindDoc="0" locked="0" layoutInCell="1" allowOverlap="1" wp14:anchorId="19523B39" wp14:editId="4CB038DA">
@@ -721,6 +723,7 @@
         <w:rPr>
           <w:b/>
           <w:bCs/>
+          <w:noProof/>
         </w:rPr>
         <w:drawing>
           <wp:anchor distT="0" distB="0" distL="114300" distR="114300" simplePos="0" relativeHeight="251667456" behindDoc="0" locked="0" layoutInCell="1" allowOverlap="1" wp14:anchorId="213DD79A" wp14:editId="5361DCF0">
@@ -792,42 +795,205 @@
         <w:rPr>
           <w:b/>
           <w:bCs/>
+        </w:rPr>
+      </w:pPr>
+      <w:r>
+        <w:rPr>
+          <w:b/>
+          <w:bCs/>
+        </w:rPr>
+        <w:br w:type="page"/>
+      </w:r>
+    </w:p>
+    <w:p>
+      <w:pPr>
+        <w:jc w:val="left"/>
+        <w:rPr>
+          <w:b/>
+          <w:bCs/>
+        </w:rPr>
+      </w:pPr>
+      <w:r>
+        <w:rPr>
+          <w:b/>
+          <w:bCs/>
+        </w:rPr>
+        <w:lastRenderedPageBreak/>
+        <w:drawing>
+          <wp:anchor distT="0" distB="0" distL="114300" distR="114300" simplePos="0" relativeHeight="251673600" behindDoc="0" locked="0" layoutInCell="1" allowOverlap="1" wp14:anchorId="401E0AB5" wp14:editId="59C3B429">
+            <wp:simplePos x="0" y="0"/>
+            <wp:positionH relativeFrom="page">
+              <wp:align>center</wp:align>
+            </wp:positionH>
+            <wp:positionV relativeFrom="page">
+              <wp:posOffset>1094124</wp:posOffset>
+            </wp:positionV>
+            <wp:extent cx="5940425" cy="4688840"/>
+            <wp:effectExtent l="0" t="0" r="3175" b="0"/>
+            <wp:wrapTopAndBottom/>
+            <wp:docPr id="1" name="Рисунок 1"/>
+            <wp:cNvGraphicFramePr>
+              <a:graphicFrameLocks xmlns:a="http://schemas.openxmlformats.org/drawingml/2006/main" noChangeAspect="1"/>
+            </wp:cNvGraphicFramePr>
+            <a:graphic xmlns:a="http://schemas.openxmlformats.org/drawingml/2006/main">
+              <a:graphicData uri="http://schemas.openxmlformats.org/drawingml/2006/picture">
+                <pic:pic xmlns:pic="http://schemas.openxmlformats.org/drawingml/2006/picture">
+                  <pic:nvPicPr>
+                    <pic:cNvPr id="1" name=""/>
+                    <pic:cNvPicPr/>
+                  </pic:nvPicPr>
+                  <pic:blipFill>
+                    <a:blip r:embed="rId14">
+                      <a:extLst>
+                        <a:ext uri="{28A0092B-C50C-407E-A947-70E740481C1C}">
+                          <a14:useLocalDpi xmlns:a14="http://schemas.microsoft.com/office/drawing/2010/main" val="0"/>
+                        </a:ext>
+                      </a:extLst>
+                    </a:blip>
+                    <a:stretch>
+                      <a:fillRect/>
+                    </a:stretch>
+                  </pic:blipFill>
+                  <pic:spPr>
+                    <a:xfrm>
+                      <a:off x="0" y="0"/>
+                      <a:ext cx="5940425" cy="4688840"/>
+                    </a:xfrm>
+                    <a:prstGeom prst="rect">
+                      <a:avLst/>
+                    </a:prstGeom>
+                  </pic:spPr>
+                </pic:pic>
+              </a:graphicData>
+            </a:graphic>
+            <wp14:sizeRelH relativeFrom="page">
+              <wp14:pctWidth>0</wp14:pctWidth>
+            </wp14:sizeRelH>
+            <wp14:sizeRelV relativeFrom="page">
+              <wp14:pctHeight>0</wp14:pctHeight>
+            </wp14:sizeRelV>
+          </wp:anchor>
+        </w:drawing>
+      </w:r>
+      <w:r>
+        <w:rPr>
+          <w:b/>
+          <w:bCs/>
+        </w:rPr>
+        <w:t>Задание 6</w:t>
+      </w:r>
+    </w:p>
+    <w:p>
+      <w:pPr>
+        <w:jc w:val="left"/>
+        <w:rPr>
+          <w:b/>
+          <w:bCs/>
+        </w:rPr>
+      </w:pPr>
+    </w:p>
+    <w:p>
+      <w:pPr>
+        <w:jc w:val="left"/>
+        <w:rPr>
+          <w:b/>
+          <w:bCs/>
+        </w:rPr>
+      </w:pPr>
+      <w:r>
+        <w:rPr>
+          <w:b/>
+          <w:bCs/>
+        </w:rPr>
+        <w:br w:type="page"/>
+      </w:r>
+    </w:p>
+    <w:p>
+      <w:pPr>
+        <w:jc w:val="left"/>
+        <w:rPr>
+          <w:b/>
+          <w:bCs/>
           <w:lang w:val="en-US"/>
         </w:rPr>
       </w:pPr>
-    </w:p>
-    <w:p>
-      <w:pPr>
-        <w:jc w:val="left"/>
-        <w:rPr>
-          <w:b/>
-          <w:bCs/>
-          <w:lang w:val="en-US"/>
-        </w:rPr>
-      </w:pPr>
-    </w:p>
-    <w:p>
-      <w:pPr>
-        <w:jc w:val="left"/>
-        <w:rPr>
-          <w:b/>
-          <w:bCs/>
-          <w:lang w:val="en-US"/>
-        </w:rPr>
-      </w:pPr>
-      <w:r>
-        <w:rPr>
-          <w:b/>
-          <w:bCs/>
-        </w:rPr>
+      <w:r>
+        <w:rPr>
+          <w:b/>
+          <w:bCs/>
+          <w:noProof/>
+        </w:rPr>
+        <w:lastRenderedPageBreak/>
         <w:drawing>
-          <wp:anchor distT="0" distB="0" distL="114300" distR="114300" simplePos="0" relativeHeight="251668480" behindDoc="0" locked="0" layoutInCell="1" allowOverlap="1" wp14:anchorId="74C5A0CB" wp14:editId="5F107E20">
+          <wp:anchor distT="0" distB="0" distL="114300" distR="114300" simplePos="0" relativeHeight="251670528" behindDoc="0" locked="0" layoutInCell="1" allowOverlap="1" wp14:anchorId="72A2CEF3" wp14:editId="3DB0FBED">
             <wp:simplePos x="0" y="0"/>
             <wp:positionH relativeFrom="column">
-              <wp:posOffset>-66675</wp:posOffset>
+              <wp:posOffset>-648980</wp:posOffset>
             </wp:positionH>
             <wp:positionV relativeFrom="page">
-              <wp:posOffset>5215890</wp:posOffset>
+              <wp:posOffset>4971415</wp:posOffset>
+            </wp:positionV>
+            <wp:extent cx="5764530" cy="2392680"/>
+            <wp:effectExtent l="0" t="0" r="7620" b="7620"/>
+            <wp:wrapTopAndBottom/>
+            <wp:docPr id="824336693" name="Рисунок 1"/>
+            <wp:cNvGraphicFramePr>
+              <a:graphicFrameLocks xmlns:a="http://schemas.openxmlformats.org/drawingml/2006/main" noChangeAspect="1"/>
+            </wp:cNvGraphicFramePr>
+            <a:graphic xmlns:a="http://schemas.openxmlformats.org/drawingml/2006/main">
+              <a:graphicData uri="http://schemas.openxmlformats.org/drawingml/2006/picture">
+                <pic:pic xmlns:pic="http://schemas.openxmlformats.org/drawingml/2006/picture">
+                  <pic:nvPicPr>
+                    <pic:cNvPr id="824336693" name=""/>
+                    <pic:cNvPicPr/>
+                  </pic:nvPicPr>
+                  <pic:blipFill>
+                    <a:blip r:embed="rId15">
+                      <a:extLst>
+                        <a:ext uri="{28A0092B-C50C-407E-A947-70E740481C1C}">
+                          <a14:useLocalDpi xmlns:a14="http://schemas.microsoft.com/office/drawing/2010/main" val="0"/>
+                        </a:ext>
+                      </a:extLst>
+                    </a:blip>
+                    <a:stretch>
+                      <a:fillRect/>
+                    </a:stretch>
+                  </pic:blipFill>
+                  <pic:spPr>
+                    <a:xfrm>
+                      <a:off x="0" y="0"/>
+                      <a:ext cx="5764530" cy="2392680"/>
+                    </a:xfrm>
+                    <a:prstGeom prst="rect">
+                      <a:avLst/>
+                    </a:prstGeom>
+                  </pic:spPr>
+                </pic:pic>
+              </a:graphicData>
+            </a:graphic>
+            <wp14:sizeRelH relativeFrom="page">
+              <wp14:pctWidth>0</wp14:pctWidth>
+            </wp14:sizeRelH>
+            <wp14:sizeRelV relativeFrom="page">
+              <wp14:pctHeight>0</wp14:pctHeight>
+            </wp14:sizeRelV>
+          </wp:anchor>
+        </w:drawing>
+      </w:r>
+      <w:r>
+        <w:rPr>
+          <w:b/>
+          <w:bCs/>
+          <w:noProof/>
+        </w:rPr>
+        <w:drawing>
+          <wp:anchor distT="0" distB="0" distL="114300" distR="114300" simplePos="0" relativeHeight="251668480" behindDoc="0" locked="0" layoutInCell="1" allowOverlap="1" wp14:anchorId="74C5A0CB" wp14:editId="50FAFE77">
+            <wp:simplePos x="0" y="0"/>
+            <wp:positionH relativeFrom="column">
+              <wp:posOffset>-612509</wp:posOffset>
+            </wp:positionH>
+            <wp:positionV relativeFrom="page">
+              <wp:posOffset>1148279</wp:posOffset>
             </wp:positionV>
             <wp:extent cx="5940425" cy="3770630"/>
             <wp:effectExtent l="0" t="0" r="3175" b="1270"/>
@@ -844,7 +1010,7 @@
                     <pic:cNvPicPr/>
                   </pic:nvPicPr>
                   <pic:blipFill>
-                    <a:blip r:embed="rId14">
+                    <a:blip r:embed="rId16">
                       <a:extLst>
                         <a:ext uri="{28A0092B-C50C-407E-A947-70E740481C1C}">
                           <a14:useLocalDpi xmlns:a14="http://schemas.microsoft.com/office/drawing/2010/main" val="0"/>
@@ -937,6 +1103,773 @@
         <w:rPr>
           <w:b/>
           <w:bCs/>
+        </w:rPr>
+      </w:pPr>
+    </w:p>
+    <w:p>
+      <w:pPr>
+        <w:jc w:val="left"/>
+        <w:rPr>
+          <w:b/>
+          <w:bCs/>
+        </w:rPr>
+      </w:pPr>
+      <w:r>
+        <w:rPr>
+          <w:b/>
+          <w:bCs/>
+        </w:rPr>
+        <w:br w:type="page"/>
+      </w:r>
+    </w:p>
+    <w:p>
+      <w:pPr>
+        <w:jc w:val="left"/>
+        <w:rPr>
+          <w:b/>
+          <w:bCs/>
+        </w:rPr>
+      </w:pPr>
+      <w:r>
+        <w:rPr>
+          <w:noProof/>
+        </w:rPr>
+        <w:lastRenderedPageBreak/>
+        <mc:AlternateContent>
+          <mc:Choice Requires="wps">
+            <w:drawing>
+              <wp:anchor distT="0" distB="0" distL="114300" distR="114300" simplePos="0" relativeHeight="251678720" behindDoc="0" locked="0" layoutInCell="1" allowOverlap="1" wp14:anchorId="7921AD89" wp14:editId="62E90428">
+                <wp:simplePos x="0" y="0"/>
+                <wp:positionH relativeFrom="column">
+                  <wp:posOffset>1114425</wp:posOffset>
+                </wp:positionH>
+                <wp:positionV relativeFrom="paragraph">
+                  <wp:posOffset>6323261</wp:posOffset>
+                </wp:positionV>
+                <wp:extent cx="780930" cy="489328"/>
+                <wp:effectExtent l="0" t="0" r="19685" b="25400"/>
+                <wp:wrapNone/>
+                <wp:docPr id="4" name="Прямая соединительная линия 4"/>
+                <wp:cNvGraphicFramePr/>
+                <a:graphic xmlns:a="http://schemas.openxmlformats.org/drawingml/2006/main">
+                  <a:graphicData uri="http://schemas.microsoft.com/office/word/2010/wordprocessingShape">
+                    <wps:wsp>
+                      <wps:cNvCnPr/>
+                      <wps:spPr>
+                        <a:xfrm flipV="1">
+                          <a:off x="0" y="0"/>
+                          <a:ext cx="780930" cy="489328"/>
+                        </a:xfrm>
+                        <a:prstGeom prst="line">
+                          <a:avLst/>
+                        </a:prstGeom>
+                        <a:ln w="19050">
+                          <a:solidFill>
+                            <a:srgbClr val="FF0000"/>
+                          </a:solidFill>
+                        </a:ln>
+                      </wps:spPr>
+                      <wps:style>
+                        <a:lnRef idx="1">
+                          <a:schemeClr val="accent1"/>
+                        </a:lnRef>
+                        <a:fillRef idx="0">
+                          <a:schemeClr val="accent1"/>
+                        </a:fillRef>
+                        <a:effectRef idx="0">
+                          <a:schemeClr val="accent1"/>
+                        </a:effectRef>
+                        <a:fontRef idx="minor">
+                          <a:schemeClr val="tx1"/>
+                        </a:fontRef>
+                      </wps:style>
+                      <wps:bodyPr/>
+                    </wps:wsp>
+                  </a:graphicData>
+                </a:graphic>
+                <wp14:sizeRelH relativeFrom="margin">
+                  <wp14:pctWidth>0</wp14:pctWidth>
+                </wp14:sizeRelH>
+                <wp14:sizeRelV relativeFrom="margin">
+                  <wp14:pctHeight>0</wp14:pctHeight>
+                </wp14:sizeRelV>
+              </wp:anchor>
+            </w:drawing>
+          </mc:Choice>
+          <mc:Fallback>
+            <w:pict>
+              <v:line w14:anchorId="3302FA36" id="Прямая соединительная линия 4" o:spid="_x0000_s1026" style="position:absolute;flip:y;z-index:251678720;visibility:visible;mso-wrap-style:square;mso-width-percent:0;mso-height-percent:0;mso-wrap-distance-left:9pt;mso-wrap-distance-top:0;mso-wrap-distance-right:9pt;mso-wrap-distance-bottom:0;mso-position-horizontal:absolute;mso-position-horizontal-relative:text;mso-position-vertical:absolute;mso-position-vertical-relative:text;mso-width-percent:0;mso-height-percent:0;mso-width-relative:margin;mso-height-relative:margin" from="87.75pt,497.9pt" to="149.25pt,536.45pt" o:gfxdata="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" strokecolor="red" strokeweight="1.5pt">
+                <v:stroke joinstyle="miter"/>
+              </v:line>
+            </w:pict>
+          </mc:Fallback>
+        </mc:AlternateContent>
+      </w:r>
+      <w:r>
+        <w:rPr>
+          <w:noProof/>
+        </w:rPr>
+        <mc:AlternateContent>
+          <mc:Choice Requires="wps">
+            <w:drawing>
+              <wp:anchor distT="0" distB="0" distL="114300" distR="114300" simplePos="0" relativeHeight="251691008" behindDoc="0" locked="0" layoutInCell="1" allowOverlap="1" wp14:anchorId="11F77BE6" wp14:editId="7A32E435">
+                <wp:simplePos x="0" y="0"/>
+                <wp:positionH relativeFrom="margin">
+                  <wp:posOffset>1035342</wp:posOffset>
+                </wp:positionH>
+                <wp:positionV relativeFrom="paragraph">
+                  <wp:posOffset>7920920</wp:posOffset>
+                </wp:positionV>
+                <wp:extent cx="958884" cy="497943"/>
+                <wp:effectExtent l="0" t="0" r="31750" b="35560"/>
+                <wp:wrapNone/>
+                <wp:docPr id="11" name="Прямая соединительная линия 11"/>
+                <wp:cNvGraphicFramePr/>
+                <a:graphic xmlns:a="http://schemas.openxmlformats.org/drawingml/2006/main">
+                  <a:graphicData uri="http://schemas.microsoft.com/office/word/2010/wordprocessingShape">
+                    <wps:wsp>
+                      <wps:cNvCnPr/>
+                      <wps:spPr>
+                        <a:xfrm flipH="1">
+                          <a:off x="0" y="0"/>
+                          <a:ext cx="958884" cy="497943"/>
+                        </a:xfrm>
+                        <a:prstGeom prst="line">
+                          <a:avLst/>
+                        </a:prstGeom>
+                        <a:ln w="19050">
+                          <a:solidFill>
+                            <a:srgbClr val="FF0000"/>
+                          </a:solidFill>
+                        </a:ln>
+                      </wps:spPr>
+                      <wps:style>
+                        <a:lnRef idx="1">
+                          <a:schemeClr val="accent1"/>
+                        </a:lnRef>
+                        <a:fillRef idx="0">
+                          <a:schemeClr val="accent1"/>
+                        </a:fillRef>
+                        <a:effectRef idx="0">
+                          <a:schemeClr val="accent1"/>
+                        </a:effectRef>
+                        <a:fontRef idx="minor">
+                          <a:schemeClr val="tx1"/>
+                        </a:fontRef>
+                      </wps:style>
+                      <wps:bodyPr/>
+                    </wps:wsp>
+                  </a:graphicData>
+                </a:graphic>
+                <wp14:sizeRelH relativeFrom="margin">
+                  <wp14:pctWidth>0</wp14:pctWidth>
+                </wp14:sizeRelH>
+                <wp14:sizeRelV relativeFrom="margin">
+                  <wp14:pctHeight>0</wp14:pctHeight>
+                </wp14:sizeRelV>
+              </wp:anchor>
+            </w:drawing>
+          </mc:Choice>
+          <mc:Fallback>
+            <w:pict>
+              <v:line w14:anchorId="74A552F3" id="Прямая соединительная линия 11" o:spid="_x0000_s1026" style="position:absolute;flip:x;z-index:251691008;visibility:visible;mso-wrap-style:square;mso-width-percent:0;mso-height-percent:0;mso-wrap-distance-left:9pt;mso-wrap-distance-top:0;mso-wrap-distance-right:9pt;mso-wrap-distance-bottom:0;mso-position-horizontal:absolute;mso-position-horizontal-relative:margin;mso-position-vertical:absolute;mso-position-vertical-relative:text;mso-width-percent:0;mso-height-percent:0;mso-width-relative:margin;mso-height-relative:margin" from="81.5pt,623.7pt" to="157pt,662.9pt" o:gfxdata="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" strokecolor="red" strokeweight="1.5pt">
+                <v:stroke joinstyle="miter"/>
+                <w10:wrap anchorx="margin"/>
+              </v:line>
+            </w:pict>
+          </mc:Fallback>
+        </mc:AlternateContent>
+      </w:r>
+      <w:r>
+        <w:rPr>
+          <w:noProof/>
+        </w:rPr>
+        <mc:AlternateContent>
+          <mc:Choice Requires="wps">
+            <w:drawing>
+              <wp:anchor distT="0" distB="0" distL="114300" distR="114300" simplePos="0" relativeHeight="251688960" behindDoc="0" locked="0" layoutInCell="1" allowOverlap="1" wp14:anchorId="575A9CCD" wp14:editId="2968179C">
+                <wp:simplePos x="0" y="0"/>
+                <wp:positionH relativeFrom="margin">
+                  <wp:posOffset>1030398</wp:posOffset>
+                </wp:positionH>
+                <wp:positionV relativeFrom="paragraph">
+                  <wp:posOffset>7371114</wp:posOffset>
+                </wp:positionV>
+                <wp:extent cx="931270" cy="1047853"/>
+                <wp:effectExtent l="0" t="0" r="21590" b="19050"/>
+                <wp:wrapNone/>
+                <wp:docPr id="10" name="Прямая соединительная линия 10"/>
+                <wp:cNvGraphicFramePr/>
+                <a:graphic xmlns:a="http://schemas.openxmlformats.org/drawingml/2006/main">
+                  <a:graphicData uri="http://schemas.microsoft.com/office/word/2010/wordprocessingShape">
+                    <wps:wsp>
+                      <wps:cNvCnPr/>
+                      <wps:spPr>
+                        <a:xfrm flipH="1">
+                          <a:off x="0" y="0"/>
+                          <a:ext cx="931270" cy="1047853"/>
+                        </a:xfrm>
+                        <a:prstGeom prst="line">
+                          <a:avLst/>
+                        </a:prstGeom>
+                        <a:ln w="19050">
+                          <a:solidFill>
+                            <a:srgbClr val="FF0000"/>
+                          </a:solidFill>
+                        </a:ln>
+                      </wps:spPr>
+                      <wps:style>
+                        <a:lnRef idx="1">
+                          <a:schemeClr val="accent1"/>
+                        </a:lnRef>
+                        <a:fillRef idx="0">
+                          <a:schemeClr val="accent1"/>
+                        </a:fillRef>
+                        <a:effectRef idx="0">
+                          <a:schemeClr val="accent1"/>
+                        </a:effectRef>
+                        <a:fontRef idx="minor">
+                          <a:schemeClr val="tx1"/>
+                        </a:fontRef>
+                      </wps:style>
+                      <wps:bodyPr/>
+                    </wps:wsp>
+                  </a:graphicData>
+                </a:graphic>
+                <wp14:sizeRelH relativeFrom="margin">
+                  <wp14:pctWidth>0</wp14:pctWidth>
+                </wp14:sizeRelH>
+                <wp14:sizeRelV relativeFrom="margin">
+                  <wp14:pctHeight>0</wp14:pctHeight>
+                </wp14:sizeRelV>
+              </wp:anchor>
+            </w:drawing>
+          </mc:Choice>
+          <mc:Fallback>
+            <w:pict>
+              <v:line w14:anchorId="68542EFC" id="Прямая соединительная линия 10" o:spid="_x0000_s1026" style="position:absolute;flip:x;z-index:251688960;visibility:visible;mso-wrap-style:square;mso-width-percent:0;mso-height-percent:0;mso-wrap-distance-left:9pt;mso-wrap-distance-top:0;mso-wrap-distance-right:9pt;mso-wrap-distance-bottom:0;mso-position-horizontal:absolute;mso-position-horizontal-relative:margin;mso-position-vertical:absolute;mso-position-vertical-relative:text;mso-width-percent:0;mso-height-percent:0;mso-width-relative:margin;mso-height-relative:margin" from="81.15pt,580.4pt" to="154.5pt,662.9pt" o:gfxdata="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" strokecolor="red" strokeweight="1.5pt">
+                <v:stroke joinstyle="miter"/>
+                <w10:wrap anchorx="margin"/>
+              </v:line>
+            </w:pict>
+          </mc:Fallback>
+        </mc:AlternateContent>
+      </w:r>
+      <w:r>
+        <w:rPr>
+          <w:noProof/>
+        </w:rPr>
+        <mc:AlternateContent>
+          <mc:Choice Requires="wps">
+            <w:drawing>
+              <wp:anchor distT="0" distB="0" distL="114300" distR="114300" simplePos="0" relativeHeight="251682816" behindDoc="0" locked="0" layoutInCell="1" allowOverlap="1" wp14:anchorId="12EBE45A" wp14:editId="0419FD1D">
+                <wp:simplePos x="0" y="0"/>
+                <wp:positionH relativeFrom="column">
+                  <wp:posOffset>1040284</wp:posOffset>
+                </wp:positionH>
+                <wp:positionV relativeFrom="paragraph">
+                  <wp:posOffset>7371113</wp:posOffset>
+                </wp:positionV>
+                <wp:extent cx="933365" cy="509099"/>
+                <wp:effectExtent l="0" t="0" r="19685" b="24765"/>
+                <wp:wrapNone/>
+                <wp:docPr id="6" name="Прямая соединительная линия 6"/>
+                <wp:cNvGraphicFramePr/>
+                <a:graphic xmlns:a="http://schemas.openxmlformats.org/drawingml/2006/main">
+                  <a:graphicData uri="http://schemas.microsoft.com/office/word/2010/wordprocessingShape">
+                    <wps:wsp>
+                      <wps:cNvCnPr/>
+                      <wps:spPr>
+                        <a:xfrm flipV="1">
+                          <a:off x="0" y="0"/>
+                          <a:ext cx="933365" cy="509099"/>
+                        </a:xfrm>
+                        <a:prstGeom prst="line">
+                          <a:avLst/>
+                        </a:prstGeom>
+                        <a:ln w="19050">
+                          <a:solidFill>
+                            <a:srgbClr val="FF0000"/>
+                          </a:solidFill>
+                        </a:ln>
+                      </wps:spPr>
+                      <wps:style>
+                        <a:lnRef idx="1">
+                          <a:schemeClr val="accent1"/>
+                        </a:lnRef>
+                        <a:fillRef idx="0">
+                          <a:schemeClr val="accent1"/>
+                        </a:fillRef>
+                        <a:effectRef idx="0">
+                          <a:schemeClr val="accent1"/>
+                        </a:effectRef>
+                        <a:fontRef idx="minor">
+                          <a:schemeClr val="tx1"/>
+                        </a:fontRef>
+                      </wps:style>
+                      <wps:bodyPr/>
+                    </wps:wsp>
+                  </a:graphicData>
+                </a:graphic>
+                <wp14:sizeRelH relativeFrom="margin">
+                  <wp14:pctWidth>0</wp14:pctWidth>
+                </wp14:sizeRelH>
+                <wp14:sizeRelV relativeFrom="margin">
+                  <wp14:pctHeight>0</wp14:pctHeight>
+                </wp14:sizeRelV>
+              </wp:anchor>
+            </w:drawing>
+          </mc:Choice>
+          <mc:Fallback>
+            <w:pict>
+              <v:line w14:anchorId="2367DAD0" id="Прямая соединительная линия 6" o:spid="_x0000_s1026" style="position:absolute;flip:y;z-index:251682816;visibility:visible;mso-wrap-style:square;mso-width-percent:0;mso-height-percent:0;mso-wrap-distance-left:9pt;mso-wrap-distance-top:0;mso-wrap-distance-right:9pt;mso-wrap-distance-bottom:0;mso-position-horizontal:absolute;mso-position-horizontal-relative:text;mso-position-vertical:absolute;mso-position-vertical-relative:text;mso-width-percent:0;mso-height-percent:0;mso-width-relative:margin;mso-height-relative:margin" from="81.9pt,580.4pt" to="155.4pt,620.5pt" o:gfxdata="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" strokecolor="red" strokeweight="1.5pt">
+                <v:stroke joinstyle="miter"/>
+              </v:line>
+            </w:pict>
+          </mc:Fallback>
+        </mc:AlternateContent>
+      </w:r>
+      <w:r>
+        <w:rPr>
+          <w:noProof/>
+        </w:rPr>
+        <mc:AlternateContent>
+          <mc:Choice Requires="wps">
+            <w:drawing>
+              <wp:anchor distT="0" distB="0" distL="114300" distR="114300" simplePos="0" relativeHeight="251676672" behindDoc="0" locked="0" layoutInCell="1" allowOverlap="1" wp14:anchorId="57D2651C" wp14:editId="0AAB20D9">
+                <wp:simplePos x="0" y="0"/>
+                <wp:positionH relativeFrom="column">
+                  <wp:posOffset>1000743</wp:posOffset>
+                </wp:positionH>
+                <wp:positionV relativeFrom="paragraph">
+                  <wp:posOffset>6313377</wp:posOffset>
+                </wp:positionV>
+                <wp:extent cx="904514" cy="518984"/>
+                <wp:effectExtent l="0" t="0" r="29210" b="33655"/>
+                <wp:wrapNone/>
+                <wp:docPr id="3" name="Прямая соединительная линия 3"/>
+                <wp:cNvGraphicFramePr/>
+                <a:graphic xmlns:a="http://schemas.openxmlformats.org/drawingml/2006/main">
+                  <a:graphicData uri="http://schemas.microsoft.com/office/word/2010/wordprocessingShape">
+                    <wps:wsp>
+                      <wps:cNvCnPr/>
+                      <wps:spPr>
+                        <a:xfrm>
+                          <a:off x="0" y="0"/>
+                          <a:ext cx="904514" cy="518984"/>
+                        </a:xfrm>
+                        <a:prstGeom prst="line">
+                          <a:avLst/>
+                        </a:prstGeom>
+                        <a:ln w="19050">
+                          <a:solidFill>
+                            <a:srgbClr val="FF0000"/>
+                          </a:solidFill>
+                        </a:ln>
+                      </wps:spPr>
+                      <wps:style>
+                        <a:lnRef idx="1">
+                          <a:schemeClr val="accent1"/>
+                        </a:lnRef>
+                        <a:fillRef idx="0">
+                          <a:schemeClr val="accent1"/>
+                        </a:fillRef>
+                        <a:effectRef idx="0">
+                          <a:schemeClr val="accent1"/>
+                        </a:effectRef>
+                        <a:fontRef idx="minor">
+                          <a:schemeClr val="tx1"/>
+                        </a:fontRef>
+                      </wps:style>
+                      <wps:bodyPr/>
+                    </wps:wsp>
+                  </a:graphicData>
+                </a:graphic>
+                <wp14:sizeRelH relativeFrom="margin">
+                  <wp14:pctWidth>0</wp14:pctWidth>
+                </wp14:sizeRelH>
+                <wp14:sizeRelV relativeFrom="margin">
+                  <wp14:pctHeight>0</wp14:pctHeight>
+                </wp14:sizeRelV>
+              </wp:anchor>
+            </w:drawing>
+          </mc:Choice>
+          <mc:Fallback>
+            <w:pict>
+              <v:line w14:anchorId="5073F260" id="Прямая соединительная линия 3" o:spid="_x0000_s1026" style="position:absolute;z-index:251676672;visibility:visible;mso-wrap-style:square;mso-width-percent:0;mso-height-percent:0;mso-wrap-distance-left:9pt;mso-wrap-distance-top:0;mso-wrap-distance-right:9pt;mso-wrap-distance-bottom:0;mso-position-horizontal:absolute;mso-position-horizontal-relative:text;mso-position-vertical:absolute;mso-position-vertical-relative:text;mso-width-percent:0;mso-height-percent:0;mso-width-relative:margin;mso-height-relative:margin" from="78.8pt,497.1pt" to="150pt,537.95pt" o:gfxdata="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" strokecolor="red" strokeweight="1.5pt">
+                <v:stroke joinstyle="miter"/>
+              </v:line>
+            </w:pict>
+          </mc:Fallback>
+        </mc:AlternateContent>
+      </w:r>
+      <w:r>
+        <w:rPr>
+          <w:noProof/>
+        </w:rPr>
+        <mc:AlternateContent>
+          <mc:Choice Requires="wps">
+            <w:drawing>
+              <wp:anchor distT="0" distB="0" distL="114300" distR="114300" simplePos="0" relativeHeight="251684864" behindDoc="0" locked="0" layoutInCell="1" allowOverlap="1" wp14:anchorId="47B92D28" wp14:editId="3F60BF4F">
+                <wp:simplePos x="0" y="0"/>
+                <wp:positionH relativeFrom="column">
+                  <wp:posOffset>921660</wp:posOffset>
+                </wp:positionH>
+                <wp:positionV relativeFrom="paragraph">
+                  <wp:posOffset>7415599</wp:posOffset>
+                </wp:positionV>
+                <wp:extent cx="1028082" cy="1098344"/>
+                <wp:effectExtent l="0" t="0" r="19685" b="26035"/>
+                <wp:wrapNone/>
+                <wp:docPr id="7" name="Прямая соединительная линия 7"/>
+                <wp:cNvGraphicFramePr/>
+                <a:graphic xmlns:a="http://schemas.openxmlformats.org/drawingml/2006/main">
+                  <a:graphicData uri="http://schemas.microsoft.com/office/word/2010/wordprocessingShape">
+                    <wps:wsp>
+                      <wps:cNvCnPr/>
+                      <wps:spPr>
+                        <a:xfrm>
+                          <a:off x="0" y="0"/>
+                          <a:ext cx="1028082" cy="1098344"/>
+                        </a:xfrm>
+                        <a:prstGeom prst="line">
+                          <a:avLst/>
+                        </a:prstGeom>
+                        <a:ln w="19050">
+                          <a:solidFill>
+                            <a:srgbClr val="FF0000"/>
+                          </a:solidFill>
+                        </a:ln>
+                      </wps:spPr>
+                      <wps:style>
+                        <a:lnRef idx="1">
+                          <a:schemeClr val="accent1"/>
+                        </a:lnRef>
+                        <a:fillRef idx="0">
+                          <a:schemeClr val="accent1"/>
+                        </a:fillRef>
+                        <a:effectRef idx="0">
+                          <a:schemeClr val="accent1"/>
+                        </a:effectRef>
+                        <a:fontRef idx="minor">
+                          <a:schemeClr val="tx1"/>
+                        </a:fontRef>
+                      </wps:style>
+                      <wps:bodyPr/>
+                    </wps:wsp>
+                  </a:graphicData>
+                </a:graphic>
+                <wp14:sizeRelH relativeFrom="margin">
+                  <wp14:pctWidth>0</wp14:pctWidth>
+                </wp14:sizeRelH>
+                <wp14:sizeRelV relativeFrom="margin">
+                  <wp14:pctHeight>0</wp14:pctHeight>
+                </wp14:sizeRelV>
+              </wp:anchor>
+            </w:drawing>
+          </mc:Choice>
+          <mc:Fallback>
+            <w:pict>
+              <v:line w14:anchorId="37943C76" id="Прямая соединительная линия 7" o:spid="_x0000_s1026" style="position:absolute;z-index:251684864;visibility:visible;mso-wrap-style:square;mso-width-percent:0;mso-height-percent:0;mso-wrap-distance-left:9pt;mso-wrap-distance-top:0;mso-wrap-distance-right:9pt;mso-wrap-distance-bottom:0;mso-position-horizontal:absolute;mso-position-horizontal-relative:text;mso-position-vertical:absolute;mso-position-vertical-relative:text;mso-width-percent:0;mso-height-percent:0;mso-width-relative:margin;mso-height-relative:margin" from="72.55pt,583.9pt" to="153.5pt,670.4pt" o:gfxdata="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" strokecolor="red" strokeweight="1.5pt">
+                <v:stroke joinstyle="miter"/>
+              </v:line>
+            </w:pict>
+          </mc:Fallback>
+        </mc:AlternateContent>
+      </w:r>
+      <w:r>
+        <w:rPr>
+          <w:noProof/>
+        </w:rPr>
+        <mc:AlternateContent>
+          <mc:Choice Requires="wps">
+            <w:drawing>
+              <wp:anchor distT="0" distB="0" distL="114300" distR="114300" simplePos="0" relativeHeight="251680768" behindDoc="0" locked="0" layoutInCell="1" allowOverlap="1" wp14:anchorId="0C8FFB07" wp14:editId="6B12A914">
+                <wp:simplePos x="0" y="0"/>
+                <wp:positionH relativeFrom="column">
+                  <wp:posOffset>916716</wp:posOffset>
+                </wp:positionH>
+                <wp:positionV relativeFrom="paragraph">
+                  <wp:posOffset>7420541</wp:posOffset>
+                </wp:positionV>
+                <wp:extent cx="1091273" cy="500877"/>
+                <wp:effectExtent l="0" t="0" r="33020" b="33020"/>
+                <wp:wrapNone/>
+                <wp:docPr id="5" name="Прямая соединительная линия 5"/>
+                <wp:cNvGraphicFramePr/>
+                <a:graphic xmlns:a="http://schemas.openxmlformats.org/drawingml/2006/main">
+                  <a:graphicData uri="http://schemas.microsoft.com/office/word/2010/wordprocessingShape">
+                    <wps:wsp>
+                      <wps:cNvCnPr/>
+                      <wps:spPr>
+                        <a:xfrm>
+                          <a:off x="0" y="0"/>
+                          <a:ext cx="1091273" cy="500877"/>
+                        </a:xfrm>
+                        <a:prstGeom prst="line">
+                          <a:avLst/>
+                        </a:prstGeom>
+                        <a:ln w="19050">
+                          <a:solidFill>
+                            <a:srgbClr val="FF0000"/>
+                          </a:solidFill>
+                        </a:ln>
+                      </wps:spPr>
+                      <wps:style>
+                        <a:lnRef idx="1">
+                          <a:schemeClr val="accent1"/>
+                        </a:lnRef>
+                        <a:fillRef idx="0">
+                          <a:schemeClr val="accent1"/>
+                        </a:fillRef>
+                        <a:effectRef idx="0">
+                          <a:schemeClr val="accent1"/>
+                        </a:effectRef>
+                        <a:fontRef idx="minor">
+                          <a:schemeClr val="tx1"/>
+                        </a:fontRef>
+                      </wps:style>
+                      <wps:bodyPr/>
+                    </wps:wsp>
+                  </a:graphicData>
+                </a:graphic>
+                <wp14:sizeRelH relativeFrom="margin">
+                  <wp14:pctWidth>0</wp14:pctWidth>
+                </wp14:sizeRelH>
+                <wp14:sizeRelV relativeFrom="margin">
+                  <wp14:pctHeight>0</wp14:pctHeight>
+                </wp14:sizeRelV>
+              </wp:anchor>
+            </w:drawing>
+          </mc:Choice>
+          <mc:Fallback>
+            <w:pict>
+              <v:line w14:anchorId="202E3178" id="Прямая соединительная линия 5" o:spid="_x0000_s1026" style="position:absolute;z-index:251680768;visibility:visible;mso-wrap-style:square;mso-width-percent:0;mso-height-percent:0;mso-wrap-distance-left:9pt;mso-wrap-distance-top:0;mso-wrap-distance-right:9pt;mso-wrap-distance-bottom:0;mso-position-horizontal:absolute;mso-position-horizontal-relative:text;mso-position-vertical:absolute;mso-position-vertical-relative:text;mso-width-percent:0;mso-height-percent:0;mso-width-relative:margin;mso-height-relative:margin" from="72.2pt,584.3pt" to="158.15pt,623.75pt" o:gfxdata="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" strokecolor="red" strokeweight="1.5pt">
+                <v:stroke joinstyle="miter"/>
+              </v:line>
+            </w:pict>
+          </mc:Fallback>
+        </mc:AlternateContent>
+      </w:r>
+      <w:r>
+        <w:rPr>
+          <w:noProof/>
+        </w:rPr>
+        <mc:AlternateContent>
+          <mc:Choice Requires="wps">
+            <w:drawing>
+              <wp:anchor distT="0" distB="0" distL="114300" distR="114300" simplePos="0" relativeHeight="251686912" behindDoc="0" locked="0" layoutInCell="1" allowOverlap="1" wp14:anchorId="1AC044AE" wp14:editId="28BCAE9F">
+                <wp:simplePos x="0" y="0"/>
+                <wp:positionH relativeFrom="margin">
+                  <wp:posOffset>1042035</wp:posOffset>
+                </wp:positionH>
+                <wp:positionV relativeFrom="paragraph">
+                  <wp:posOffset>7881256</wp:posOffset>
+                </wp:positionV>
+                <wp:extent cx="921476" cy="634093"/>
+                <wp:effectExtent l="0" t="0" r="31115" b="33020"/>
+                <wp:wrapNone/>
+                <wp:docPr id="8" name="Прямая соединительная линия 8"/>
+                <wp:cNvGraphicFramePr/>
+                <a:graphic xmlns:a="http://schemas.openxmlformats.org/drawingml/2006/main">
+                  <a:graphicData uri="http://schemas.microsoft.com/office/word/2010/wordprocessingShape">
+                    <wps:wsp>
+                      <wps:cNvCnPr/>
+                      <wps:spPr>
+                        <a:xfrm flipH="1" flipV="1">
+                          <a:off x="0" y="0"/>
+                          <a:ext cx="921476" cy="634093"/>
+                        </a:xfrm>
+                        <a:prstGeom prst="line">
+                          <a:avLst/>
+                        </a:prstGeom>
+                        <a:ln w="19050">
+                          <a:solidFill>
+                            <a:srgbClr val="FF0000"/>
+                          </a:solidFill>
+                        </a:ln>
+                      </wps:spPr>
+                      <wps:style>
+                        <a:lnRef idx="1">
+                          <a:schemeClr val="accent1"/>
+                        </a:lnRef>
+                        <a:fillRef idx="0">
+                          <a:schemeClr val="accent1"/>
+                        </a:fillRef>
+                        <a:effectRef idx="0">
+                          <a:schemeClr val="accent1"/>
+                        </a:effectRef>
+                        <a:fontRef idx="minor">
+                          <a:schemeClr val="tx1"/>
+                        </a:fontRef>
+                      </wps:style>
+                      <wps:bodyPr/>
+                    </wps:wsp>
+                  </a:graphicData>
+                </a:graphic>
+                <wp14:sizeRelH relativeFrom="margin">
+                  <wp14:pctWidth>0</wp14:pctWidth>
+                </wp14:sizeRelH>
+                <wp14:sizeRelV relativeFrom="margin">
+                  <wp14:pctHeight>0</wp14:pctHeight>
+                </wp14:sizeRelV>
+              </wp:anchor>
+            </w:drawing>
+          </mc:Choice>
+          <mc:Fallback>
+            <w:pict>
+              <v:line w14:anchorId="5E5EE29E" id="Прямая соединительная линия 8" o:spid="_x0000_s1026" style="position:absolute;flip:x y;z-index:251686912;visibility:visible;mso-wrap-style:square;mso-width-percent:0;mso-height-percent:0;mso-wrap-distance-left:9pt;mso-wrap-distance-top:0;mso-wrap-distance-right:9pt;mso-wrap-distance-bottom:0;mso-position-horizontal:absolute;mso-position-horizontal-relative:margin;mso-position-vertical:absolute;mso-position-vertical-relative:text;mso-width-percent:0;mso-height-percent:0;mso-width-relative:margin;mso-height-relative:margin" from="82.05pt,620.55pt" to="154.6pt,670.5pt" o:gfxdata="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" strokecolor="red" strokeweight="1.5pt">
+                <v:stroke joinstyle="miter"/>
+                <w10:wrap anchorx="margin"/>
+              </v:line>
+            </w:pict>
+          </mc:Fallback>
+        </mc:AlternateContent>
+      </w:r>
+      <w:r>
+        <w:rPr>
+          <w:noProof/>
+        </w:rPr>
+        <w:drawing>
+          <wp:anchor distT="0" distB="0" distL="114300" distR="114300" simplePos="0" relativeHeight="251675648" behindDoc="0" locked="0" layoutInCell="1" allowOverlap="1" wp14:anchorId="4C70021D" wp14:editId="33ECDF4F">
+            <wp:simplePos x="0" y="0"/>
+            <wp:positionH relativeFrom="margin">
+              <wp:align>left</wp:align>
+            </wp:positionH>
+            <wp:positionV relativeFrom="page">
+              <wp:posOffset>6711950</wp:posOffset>
+            </wp:positionV>
+            <wp:extent cx="3020060" cy="2742565"/>
+            <wp:effectExtent l="0" t="0" r="8890" b="635"/>
+            <wp:wrapTopAndBottom/>
+            <wp:docPr id="13" name="image6.png"/>
+            <wp:cNvGraphicFramePr/>
+            <a:graphic xmlns:a="http://schemas.openxmlformats.org/drawingml/2006/main">
+              <a:graphicData uri="http://schemas.openxmlformats.org/drawingml/2006/picture">
+                <pic:pic xmlns:pic="http://schemas.openxmlformats.org/drawingml/2006/picture">
+                  <pic:nvPicPr>
+                    <pic:cNvPr id="0" name="image6.png"/>
+                    <pic:cNvPicPr preferRelativeResize="0"/>
+                  </pic:nvPicPr>
+                  <pic:blipFill>
+                    <a:blip r:embed="rId17">
+                      <a:extLst>
+                        <a:ext uri="{28A0092B-C50C-407E-A947-70E740481C1C}">
+                          <a14:useLocalDpi xmlns:a14="http://schemas.microsoft.com/office/drawing/2010/main" val="0"/>
+                        </a:ext>
+                      </a:extLst>
+                    </a:blip>
+                    <a:srcRect/>
+                    <a:stretch>
+                      <a:fillRect/>
+                    </a:stretch>
+                  </pic:blipFill>
+                  <pic:spPr>
+                    <a:xfrm>
+                      <a:off x="0" y="0"/>
+                      <a:ext cx="3020060" cy="2742565"/>
+                    </a:xfrm>
+                    <a:prstGeom prst="rect">
+                      <a:avLst/>
+                    </a:prstGeom>
+                    <a:ln/>
+                  </pic:spPr>
+                </pic:pic>
+              </a:graphicData>
+            </a:graphic>
+            <wp14:sizeRelH relativeFrom="page">
+              <wp14:pctWidth>0</wp14:pctWidth>
+            </wp14:sizeRelH>
+            <wp14:sizeRelV relativeFrom="page">
+              <wp14:pctHeight>0</wp14:pctHeight>
+            </wp14:sizeRelV>
+          </wp:anchor>
+        </w:drawing>
+      </w:r>
+      <w:r>
+        <w:rPr>
+          <w:b/>
+          <w:bCs/>
+        </w:rPr>
+        <w:drawing>
+          <wp:anchor distT="0" distB="0" distL="114300" distR="114300" simplePos="0" relativeHeight="251674624" behindDoc="0" locked="0" layoutInCell="1" allowOverlap="1" wp14:anchorId="6D476362" wp14:editId="649D53C5">
+            <wp:simplePos x="0" y="0"/>
+            <wp:positionH relativeFrom="column">
+              <wp:posOffset>-638766</wp:posOffset>
+            </wp:positionH>
+            <wp:positionV relativeFrom="page">
+              <wp:posOffset>1017861</wp:posOffset>
+            </wp:positionV>
+            <wp:extent cx="5940425" cy="5725795"/>
+            <wp:effectExtent l="0" t="0" r="3175" b="8255"/>
+            <wp:wrapTopAndBottom/>
+            <wp:docPr id="2" name="Рисунок 2"/>
+            <wp:cNvGraphicFramePr>
+              <a:graphicFrameLocks xmlns:a="http://schemas.openxmlformats.org/drawingml/2006/main" noChangeAspect="1"/>
+            </wp:cNvGraphicFramePr>
+            <a:graphic xmlns:a="http://schemas.openxmlformats.org/drawingml/2006/main">
+              <a:graphicData uri="http://schemas.openxmlformats.org/drawingml/2006/picture">
+                <pic:pic xmlns:pic="http://schemas.openxmlformats.org/drawingml/2006/picture">
+                  <pic:nvPicPr>
+                    <pic:cNvPr id="1" name=""/>
+                    <pic:cNvPicPr/>
+                  </pic:nvPicPr>
+                  <pic:blipFill>
+                    <a:blip r:embed="rId18">
+                      <a:extLst>
+                        <a:ext uri="{28A0092B-C50C-407E-A947-70E740481C1C}">
+                          <a14:useLocalDpi xmlns:a14="http://schemas.microsoft.com/office/drawing/2010/main" val="0"/>
+                        </a:ext>
+                      </a:extLst>
+                    </a:blip>
+                    <a:stretch>
+                      <a:fillRect/>
+                    </a:stretch>
+                  </pic:blipFill>
+                  <pic:spPr>
+                    <a:xfrm>
+                      <a:off x="0" y="0"/>
+                      <a:ext cx="5940425" cy="5725795"/>
+                    </a:xfrm>
+                    <a:prstGeom prst="rect">
+                      <a:avLst/>
+                    </a:prstGeom>
+                  </pic:spPr>
+                </pic:pic>
+              </a:graphicData>
+            </a:graphic>
+            <wp14:sizeRelH relativeFrom="page">
+              <wp14:pctWidth>0</wp14:pctWidth>
+            </wp14:sizeRelH>
+            <wp14:sizeRelV relativeFrom="page">
+              <wp14:pctHeight>0</wp14:pctHeight>
+            </wp14:sizeRelV>
+          </wp:anchor>
+        </w:drawing>
+      </w:r>
+      <w:r>
+        <w:rPr>
+          <w:b/>
+          <w:bCs/>
+        </w:rPr>
+        <w:t>Задание 8</w:t>
+      </w:r>
+    </w:p>
+    <w:p>
+      <w:pPr>
+        <w:jc w:val="left"/>
+        <w:rPr>
+          <w:b/>
+          <w:bCs/>
+        </w:rPr>
+      </w:pPr>
+    </w:p>
+    <w:p>
+      <w:pPr>
+        <w:jc w:val="left"/>
+        <w:rPr>
+          <w:b/>
+          <w:bCs/>
           <w:lang w:val="en-US"/>
         </w:rPr>
       </w:pPr>
@@ -944,9 +1877,11 @@
         <w:rPr>
           <w:b/>
           <w:bCs/>
-        </w:rPr>
+          <w:noProof/>
+        </w:rPr>
+        <w:lastRenderedPageBreak/>
         <w:drawing>
-          <wp:anchor distT="0" distB="0" distL="114300" distR="114300" simplePos="0" relativeHeight="251672576" behindDoc="0" locked="0" layoutInCell="1" allowOverlap="1" wp14:anchorId="5B78FC33" wp14:editId="3367F5A8">
+          <wp:anchor distT="0" distB="0" distL="114300" distR="114300" simplePos="0" relativeHeight="251672576" behindDoc="0" locked="0" layoutInCell="1" allowOverlap="1" wp14:anchorId="5B78FC33" wp14:editId="095AD79D">
             <wp:simplePos x="0" y="0"/>
             <wp:positionH relativeFrom="column">
               <wp:posOffset>-280035</wp:posOffset>
@@ -969,7 +1904,7 @@
                     <pic:cNvPicPr/>
                   </pic:nvPicPr>
                   <pic:blipFill>
-                    <a:blip r:embed="rId15">
+                    <a:blip r:embed="rId19">
                       <a:extLst>
                         <a:ext uri="{28A0092B-C50C-407E-A947-70E740481C1C}">
                           <a14:useLocalDpi xmlns:a14="http://schemas.microsoft.com/office/drawing/2010/main" val="0"/>
@@ -1005,9 +1940,10 @@
         <w:rPr>
           <w:b/>
           <w:bCs/>
+          <w:noProof/>
         </w:rPr>
         <w:drawing>
-          <wp:anchor distT="0" distB="0" distL="114300" distR="114300" simplePos="0" relativeHeight="251671552" behindDoc="0" locked="0" layoutInCell="1" allowOverlap="1" wp14:anchorId="3372C089" wp14:editId="46132FDA">
+          <wp:anchor distT="0" distB="0" distL="114300" distR="114300" simplePos="0" relativeHeight="251671552" behindDoc="0" locked="0" layoutInCell="1" allowOverlap="1" wp14:anchorId="3372C089" wp14:editId="06C0EB34">
             <wp:simplePos x="0" y="0"/>
             <wp:positionH relativeFrom="column">
               <wp:posOffset>-280035</wp:posOffset>
@@ -1030,7 +1966,7 @@
                     <pic:cNvPicPr/>
                   </pic:nvPicPr>
                   <pic:blipFill>
-                    <a:blip r:embed="rId16">
+                    <a:blip r:embed="rId20">
                       <a:extLst>
                         <a:ext uri="{28A0092B-C50C-407E-A947-70E740481C1C}">
                           <a14:useLocalDpi xmlns:a14="http://schemas.microsoft.com/office/drawing/2010/main" val="0"/>
@@ -1067,67 +2003,6 @@
           <w:b/>
           <w:bCs/>
         </w:rPr>
-        <w:drawing>
-          <wp:anchor distT="0" distB="0" distL="114300" distR="114300" simplePos="0" relativeHeight="251670528" behindDoc="0" locked="0" layoutInCell="1" allowOverlap="1" wp14:anchorId="72A2CEF3" wp14:editId="45627354">
-            <wp:simplePos x="0" y="0"/>
-            <wp:positionH relativeFrom="column">
-              <wp:posOffset>-158115</wp:posOffset>
-            </wp:positionH>
-            <wp:positionV relativeFrom="page">
-              <wp:posOffset>495300</wp:posOffset>
-            </wp:positionV>
-            <wp:extent cx="5764530" cy="2392680"/>
-            <wp:effectExtent l="0" t="0" r="7620" b="7620"/>
-            <wp:wrapTopAndBottom/>
-            <wp:docPr id="824336693" name="Рисунок 1"/>
-            <wp:cNvGraphicFramePr>
-              <a:graphicFrameLocks xmlns:a="http://schemas.openxmlformats.org/drawingml/2006/main" noChangeAspect="1"/>
-            </wp:cNvGraphicFramePr>
-            <a:graphic xmlns:a="http://schemas.openxmlformats.org/drawingml/2006/main">
-              <a:graphicData uri="http://schemas.openxmlformats.org/drawingml/2006/picture">
-                <pic:pic xmlns:pic="http://schemas.openxmlformats.org/drawingml/2006/picture">
-                  <pic:nvPicPr>
-                    <pic:cNvPr id="824336693" name=""/>
-                    <pic:cNvPicPr/>
-                  </pic:nvPicPr>
-                  <pic:blipFill>
-                    <a:blip r:embed="rId17">
-                      <a:extLst>
-                        <a:ext uri="{28A0092B-C50C-407E-A947-70E740481C1C}">
-                          <a14:useLocalDpi xmlns:a14="http://schemas.microsoft.com/office/drawing/2010/main" val="0"/>
-                        </a:ext>
-                      </a:extLst>
-                    </a:blip>
-                    <a:stretch>
-                      <a:fillRect/>
-                    </a:stretch>
-                  </pic:blipFill>
-                  <pic:spPr>
-                    <a:xfrm>
-                      <a:off x="0" y="0"/>
-                      <a:ext cx="5764530" cy="2392680"/>
-                    </a:xfrm>
-                    <a:prstGeom prst="rect">
-                      <a:avLst/>
-                    </a:prstGeom>
-                  </pic:spPr>
-                </pic:pic>
-              </a:graphicData>
-            </a:graphic>
-            <wp14:sizeRelH relativeFrom="page">
-              <wp14:pctWidth>0</wp14:pctWidth>
-            </wp14:sizeRelH>
-            <wp14:sizeRelV relativeFrom="page">
-              <wp14:pctHeight>0</wp14:pctHeight>
-            </wp14:sizeRelV>
-          </wp:anchor>
-        </w:drawing>
-      </w:r>
-      <w:r>
-        <w:rPr>
-          <w:b/>
-          <w:bCs/>
-        </w:rPr>
         <w:t xml:space="preserve">Задание </w:t>
       </w:r>
       <w:r>
@@ -1167,7 +2042,7 @@
 </file>
 
 <file path=word/styles.xml><?xml version="1.0" encoding="utf-8"?>
-<w:styles xmlns:mc="http://schemas.openxmlformats.org/markup-compatibility/2006" xmlns:r="http://schemas.openxmlformats.org/officeDocument/2006/relationships" xmlns:w="http://schemas.openxmlformats.org/wordprocessingml/2006/main" xmlns:w14="http://schemas.microsoft.com/office/word/2010/wordml" xmlns:w15="http://schemas.microsoft.com/office/word/2012/wordml" xmlns:w16cex="http://schemas.microsoft.com/office/word/2018/wordml/cex" xmlns:w16cid="http://schemas.microsoft.com/office/word/2016/wordml/cid" xmlns:w16="http://schemas.microsoft.com/office/word/2018/wordml" xmlns:w16du="http://schemas.microsoft.com/office/word/2023/wordml/word16du" xmlns:w16sdtdh="http://schemas.microsoft.com/office/word/2020/wordml/sdtdatahash" xmlns:w16sdtfl="http://schemas.microsoft.com/office/word/2024/wordml/sdtformatlock" xmlns:w16se="http://schemas.microsoft.com/office/word/2015/wordml/symex" mc:Ignorable="w14 w15 w16se w16cid w16 w16cex w16sdtdh w16sdtfl w16du">
+<w:styles xmlns:mc="http://schemas.openxmlformats.org/markup-compatibility/2006" xmlns:r="http://schemas.openxmlformats.org/officeDocument/2006/relationships" xmlns:w="http://schemas.openxmlformats.org/wordprocessingml/2006/main" xmlns:w14="http://schemas.microsoft.com/office/word/2010/wordml" xmlns:w15="http://schemas.microsoft.com/office/word/2012/wordml" xmlns:w16cex="http://schemas.microsoft.com/office/word/2018/wordml/cex" xmlns:w16cid="http://schemas.microsoft.com/office/word/2016/wordml/cid" xmlns:w16="http://schemas.microsoft.com/office/word/2018/wordml" xmlns:w16sdtdh="http://schemas.microsoft.com/office/word/2020/wordml/sdtdatahash" xmlns:w16se="http://schemas.microsoft.com/office/word/2015/wordml/symex" mc:Ignorable="w14 w15 w16se w16cid w16 w16cex w16sdtdh">
   <w:docDefaults>
     <w:rPrDefault>
       <w:rPr>
@@ -1571,7 +2446,7 @@
       <w:jc w:val="center"/>
     </w:pPr>
     <w:rPr>
-      <w:rFonts w:ascii="Liberation serif" w:hAnsi="Liberation serif"/>
+      <w:rFonts w:ascii="Liberation Serif" w:hAnsi="Liberation Serif"/>
       <w:sz w:val="28"/>
     </w:rPr>
   </w:style>
@@ -1776,6 +2651,7 @@
   <w:style w:type="character" w:default="1" w:styleId="a0">
     <w:name w:val="Default Paragraph Font"/>
     <w:uiPriority w:val="1"/>
+    <w:semiHidden/>
     <w:unhideWhenUsed/>
   </w:style>
   <w:style w:type="table" w:default="1" w:styleId="a1">
@@ -1813,7 +2689,7 @@
     <w:link w:val="a3"/>
     <w:rsid w:val="00F265DF"/>
     <w:rPr>
-      <w:rFonts w:ascii="Liberation serif" w:hAnsi="Liberation serif"/>
+      <w:rFonts w:ascii="Liberation Serif" w:hAnsi="Liberation Serif"/>
       <w:sz w:val="28"/>
     </w:rPr>
   </w:style>
@@ -2034,7 +2910,7 @@
     <w:uiPriority w:val="29"/>
     <w:rsid w:val="00A94B18"/>
     <w:rPr>
-      <w:rFonts w:ascii="Liberation serif" w:hAnsi="Liberation serif"/>
+      <w:rFonts w:ascii="Liberation Serif" w:hAnsi="Liberation Serif"/>
       <w:i/>
       <w:iCs/>
       <w:color w:val="404040" w:themeColor="text1" w:themeTint="BF"/>
@@ -2093,7 +2969,7 @@
     <w:uiPriority w:val="30"/>
     <w:rsid w:val="00A94B18"/>
     <w:rPr>
-      <w:rFonts w:ascii="Liberation serif" w:hAnsi="Liberation serif"/>
+      <w:rFonts w:ascii="Liberation Serif" w:hAnsi="Liberation Serif"/>
       <w:i/>
       <w:iCs/>
       <w:color w:val="2F5496" w:themeColor="accent1" w:themeShade="BF"/>

--- a/Laboratory_Work_1/lab_1.docx
+++ b/Laboratory_Work_1/lab_1.docx
@@ -4,20 +4,391 @@
   <w:body>
     <w:p>
       <w:pPr>
+        <w:spacing w:line="360" w:lineRule="auto"/>
+        <w:ind w:firstLine="709"/>
+        <w:rPr>
+          <w:rFonts w:cs="Liberation Serif"/>
+          <w:szCs w:val="28"/>
+        </w:rPr>
+      </w:pPr>
+      <w:r>
+        <w:rPr>
+          <w:rFonts w:cs="Liberation Serif"/>
+          <w:szCs w:val="28"/>
+        </w:rPr>
+        <w:t>МИНИСТЕРСТВО НАУКИ И ВЫСШЕГО ОБРАЗОВАНИЯ</w:t>
+      </w:r>
+    </w:p>
+    <w:p>
+      <w:pPr>
+        <w:spacing w:after="600" w:line="360" w:lineRule="auto"/>
+        <w:ind w:firstLine="709"/>
+        <w:rPr>
+          <w:rFonts w:cs="Liberation Serif"/>
+          <w:szCs w:val="28"/>
+        </w:rPr>
+      </w:pPr>
+      <w:r>
+        <w:rPr>
+          <w:rFonts w:cs="Liberation Serif"/>
+          <w:szCs w:val="28"/>
+        </w:rPr>
+        <w:t>РОССИЙСКОЙ</w:t>
+      </w:r>
+      <w:r>
+        <w:rPr>
+          <w:rFonts w:cs="Liberation Serif"/>
+          <w:szCs w:val="28"/>
+        </w:rPr>
+        <w:t xml:space="preserve"> </w:t>
+      </w:r>
+      <w:r>
+        <w:rPr>
+          <w:rFonts w:cs="Liberation Serif"/>
+          <w:szCs w:val="28"/>
+        </w:rPr>
+        <w:t>ФЕДЕРАЦИИ</w:t>
+      </w:r>
+    </w:p>
+    <w:p>
+      <w:pPr>
+        <w:spacing w:after="600" w:line="360" w:lineRule="auto"/>
+        <w:ind w:firstLine="709"/>
+        <w:rPr>
+          <w:rFonts w:cs="Liberation Serif"/>
+          <w:szCs w:val="28"/>
+        </w:rPr>
+      </w:pPr>
+      <w:r>
+        <w:rPr>
+          <w:rFonts w:cs="Liberation Serif"/>
+          <w:szCs w:val="28"/>
+        </w:rPr>
+        <w:t>ФЕДЕРАЛЬНОЕ ГОСУДАРСТВЕННОЕ БЮДЖЕТНОЕ</w:t>
+      </w:r>
+      <w:r>
+        <w:rPr>
+          <w:rFonts w:cs="Liberation Serif"/>
+          <w:szCs w:val="28"/>
+        </w:rPr>
+        <w:t xml:space="preserve"> </w:t>
+      </w:r>
+      <w:r>
+        <w:rPr>
+          <w:rFonts w:cs="Liberation Serif"/>
+          <w:szCs w:val="28"/>
+        </w:rPr>
+        <w:t>ОБРАЗОВАТЕЛЬНОЕ УЧРЕЖДЕНИЕ ВЫСШЕГО ОБРАЗОВАНИЯ «РЯЗАНСКИЙ ГОСУДАРСТВЕННЫЙ РАДИОТЕХНИЧЕСКИЙ УНИВЕРСИТЕТ ИМЕНИ В.Ф. УТКИНА»</w:t>
+      </w:r>
+    </w:p>
+    <w:p>
+      <w:pPr>
+        <w:spacing w:after="2000" w:line="360" w:lineRule="auto"/>
+        <w:ind w:firstLine="709"/>
+        <w:rPr>
+          <w:rFonts w:cs="Liberation Serif"/>
+          <w:szCs w:val="28"/>
+        </w:rPr>
+      </w:pPr>
+      <w:r>
+        <w:rPr>
+          <w:rFonts w:cs="Liberation Serif"/>
+          <w:szCs w:val="28"/>
+        </w:rPr>
+        <w:t>Кафедра «Вычислительная и прикладная математика»</w:t>
+      </w:r>
+    </w:p>
+    <w:p>
+      <w:pPr>
+        <w:spacing w:after="0" w:line="360" w:lineRule="auto"/>
+        <w:ind w:firstLine="709"/>
+        <w:rPr>
+          <w:rFonts w:cs="Liberation Serif"/>
+          <w:b/>
+          <w:bCs/>
+          <w:szCs w:val="28"/>
+        </w:rPr>
+      </w:pPr>
+      <w:r>
+        <w:rPr>
+          <w:rFonts w:cs="Liberation Serif"/>
+          <w:b/>
+          <w:bCs/>
+          <w:szCs w:val="28"/>
+        </w:rPr>
+        <w:t>Лабораторная работа №1</w:t>
+      </w:r>
+    </w:p>
+    <w:p>
+      <w:pPr>
+        <w:spacing w:after="0" w:line="360" w:lineRule="auto"/>
+        <w:ind w:firstLine="709"/>
+        <w:rPr>
+          <w:rFonts w:cs="Liberation Serif"/>
+          <w:b/>
+          <w:bCs/>
+          <w:szCs w:val="28"/>
+        </w:rPr>
+      </w:pPr>
+      <w:r>
+        <w:rPr>
+          <w:rFonts w:cs="Liberation Serif"/>
+          <w:b/>
+          <w:bCs/>
+          <w:szCs w:val="28"/>
+        </w:rPr>
+        <w:t>по дисциплине</w:t>
+      </w:r>
+    </w:p>
+    <w:p>
+      <w:pPr>
+        <w:spacing w:after="1080" w:line="360" w:lineRule="auto"/>
+        <w:ind w:firstLine="709"/>
+        <w:rPr>
+          <w:rFonts w:cs="Liberation Serif"/>
+          <w:b/>
+          <w:bCs/>
+          <w:szCs w:val="28"/>
+        </w:rPr>
+      </w:pPr>
+      <w:r>
+        <w:rPr>
+          <w:rFonts w:cs="Liberation Serif"/>
+          <w:b/>
+          <w:bCs/>
+          <w:szCs w:val="28"/>
+        </w:rPr>
+        <w:t>«</w:t>
+      </w:r>
+      <w:r>
+        <w:rPr>
+          <w:rFonts w:cs="Liberation Serif"/>
+          <w:b/>
+          <w:bCs/>
+          <w:szCs w:val="28"/>
+        </w:rPr>
+        <w:t>Основы систем искусственного интеллекта</w:t>
+      </w:r>
+      <w:r>
+        <w:rPr>
+          <w:rFonts w:cs="Liberation Serif"/>
+          <w:b/>
+          <w:bCs/>
+          <w:szCs w:val="28"/>
+        </w:rPr>
+        <w:t>»</w:t>
+      </w:r>
+    </w:p>
+    <w:p>
+      <w:pPr>
+        <w:spacing w:after="0" w:line="360" w:lineRule="auto"/>
+        <w:ind w:firstLine="709"/>
+        <w:jc w:val="right"/>
+        <w:rPr>
+          <w:rFonts w:cs="Liberation Serif"/>
+          <w:szCs w:val="28"/>
+        </w:rPr>
+      </w:pPr>
+      <w:r>
+        <w:rPr>
+          <w:rFonts w:cs="Liberation Serif"/>
+          <w:szCs w:val="28"/>
+        </w:rPr>
+        <w:t>В</w:t>
+      </w:r>
+      <w:r>
+        <w:rPr>
+          <w:rFonts w:cs="Liberation Serif"/>
+          <w:szCs w:val="28"/>
+        </w:rPr>
+        <w:t>ыполнил</w:t>
+      </w:r>
+      <w:r>
+        <w:rPr>
+          <w:rFonts w:cs="Liberation Serif"/>
+          <w:szCs w:val="28"/>
+        </w:rPr>
+        <w:t>и</w:t>
+      </w:r>
+      <w:r>
+        <w:rPr>
+          <w:rFonts w:cs="Liberation Serif"/>
+          <w:szCs w:val="28"/>
+        </w:rPr>
+        <w:t>:</w:t>
+      </w:r>
+      <w:r>
+        <w:rPr>
+          <w:rFonts w:cs="Liberation Serif"/>
+          <w:szCs w:val="28"/>
+        </w:rPr>
+        <w:t xml:space="preserve"> </w:t>
+      </w:r>
+      <w:r>
+        <w:rPr>
+          <w:rFonts w:cs="Liberation Serif"/>
+          <w:szCs w:val="28"/>
+        </w:rPr>
+        <w:t>ст. гр. 5413</w:t>
+      </w:r>
+    </w:p>
+    <w:p>
+      <w:pPr>
+        <w:spacing w:after="0" w:line="360" w:lineRule="auto"/>
+        <w:ind w:firstLine="709"/>
+        <w:jc w:val="right"/>
+        <w:rPr>
+          <w:rFonts w:cs="Liberation Serif"/>
+          <w:szCs w:val="28"/>
+        </w:rPr>
+      </w:pPr>
+      <w:r>
+        <w:rPr>
+          <w:rFonts w:cs="Liberation Serif"/>
+          <w:szCs w:val="28"/>
+        </w:rPr>
+        <w:t>Аверин О. А</w:t>
+      </w:r>
+    </w:p>
+    <w:p>
+      <w:pPr>
+        <w:spacing w:after="0" w:line="360" w:lineRule="auto"/>
+        <w:ind w:firstLine="709"/>
+        <w:jc w:val="right"/>
+        <w:rPr>
+          <w:rFonts w:cs="Liberation Serif"/>
+          <w:szCs w:val="28"/>
+        </w:rPr>
+      </w:pPr>
+      <w:r>
+        <w:rPr>
+          <w:rFonts w:cs="Liberation Serif"/>
+          <w:szCs w:val="28"/>
+        </w:rPr>
+        <w:t>Филяев В.С.,</w:t>
+      </w:r>
+    </w:p>
+    <w:p>
+      <w:pPr>
+        <w:spacing w:line="360" w:lineRule="auto"/>
+        <w:ind w:firstLine="709"/>
+        <w:jc w:val="right"/>
+        <w:rPr>
+          <w:rFonts w:cs="Liberation Serif"/>
+          <w:szCs w:val="28"/>
+        </w:rPr>
+      </w:pPr>
+      <w:r>
+        <w:rPr>
+          <w:rFonts w:cs="Liberation Serif"/>
+          <w:szCs w:val="28"/>
+        </w:rPr>
+        <w:t>Проверил:</w:t>
+      </w:r>
+    </w:p>
+    <w:p>
+      <w:pPr>
+        <w:spacing w:line="360" w:lineRule="auto"/>
+        <w:ind w:firstLine="709"/>
+        <w:jc w:val="right"/>
+        <w:rPr>
+          <w:rFonts w:cs="Liberation Serif"/>
+          <w:szCs w:val="28"/>
+        </w:rPr>
+      </w:pPr>
+      <w:r>
+        <w:rPr>
+          <w:rFonts w:cs="Liberation Serif"/>
+          <w:szCs w:val="28"/>
+        </w:rPr>
+        <w:t>Дмитриева</w:t>
+      </w:r>
+      <w:r>
+        <w:rPr>
+          <w:rFonts w:cs="Liberation Serif"/>
+          <w:szCs w:val="28"/>
+        </w:rPr>
+        <w:t xml:space="preserve"> </w:t>
+      </w:r>
+      <w:r>
+        <w:rPr>
+          <w:rFonts w:cs="Liberation Serif"/>
+          <w:szCs w:val="28"/>
+        </w:rPr>
+        <w:t>Т</w:t>
+      </w:r>
+      <w:r>
+        <w:rPr>
+          <w:rFonts w:cs="Liberation Serif"/>
+          <w:szCs w:val="28"/>
+        </w:rPr>
+        <w:t>.</w:t>
+      </w:r>
+      <w:r>
+        <w:rPr>
+          <w:rFonts w:cs="Liberation Serif"/>
+          <w:szCs w:val="28"/>
+        </w:rPr>
+        <w:t>А</w:t>
+      </w:r>
+      <w:r>
+        <w:rPr>
+          <w:rFonts w:cs="Liberation Serif"/>
+          <w:szCs w:val="28"/>
+        </w:rPr>
+        <w:t>.</w:t>
+      </w:r>
+    </w:p>
+    <w:p>
+      <w:pPr>
+        <w:spacing w:after="1680" w:line="360" w:lineRule="auto"/>
+        <w:ind w:firstLine="709"/>
+        <w:jc w:val="right"/>
+        <w:rPr>
+          <w:rFonts w:cs="Liberation Serif"/>
+          <w:szCs w:val="28"/>
+        </w:rPr>
+      </w:pPr>
+      <w:r>
+        <w:rPr>
+          <w:rFonts w:cs="Liberation Serif"/>
+          <w:szCs w:val="28"/>
+        </w:rPr>
+        <w:t>Шадрин М. В.</w:t>
+      </w:r>
+    </w:p>
+    <w:p>
+      <w:pPr>
+        <w:spacing w:after="0" w:line="360" w:lineRule="auto"/>
+        <w:ind w:firstLine="709"/>
+        <w:rPr>
+          <w:rFonts w:cs="Liberation Serif"/>
+          <w:szCs w:val="28"/>
+        </w:rPr>
+      </w:pPr>
+      <w:r>
+        <w:rPr>
+          <w:rFonts w:cs="Liberation Serif"/>
+          <w:szCs w:val="28"/>
+        </w:rPr>
+        <w:t>Рязань 202</w:t>
+      </w:r>
+      <w:r>
+        <w:rPr>
+          <w:rFonts w:cs="Liberation Serif"/>
+          <w:szCs w:val="28"/>
+        </w:rPr>
+        <w:t>6</w:t>
+      </w:r>
+    </w:p>
+    <w:p>
+      <w:pPr>
         <w:jc w:val="left"/>
       </w:pPr>
     </w:p>
     <w:p>
       <w:pPr>
         <w:jc w:val="left"/>
-      </w:pPr>
-      <w:r>
-        <w:br w:type="page"/>
-      </w:r>
-    </w:p>
-    <w:p>
-      <w:pPr>
-        <w:jc w:val="left"/>
         <w:rPr>
           <w:b/>
           <w:bCs/>
@@ -27,7 +398,6 @@
         <w:rPr>
           <w:noProof/>
         </w:rPr>
-        <w:lastRenderedPageBreak/>
         <w:drawing>
           <wp:anchor distT="0" distB="0" distL="114300" distR="114300" simplePos="0" relativeHeight="251658240" behindDoc="0" locked="0" layoutInCell="1" allowOverlap="1" wp14:anchorId="2115F6D9" wp14:editId="41870C63">
             <wp:simplePos x="0" y="0"/>
@@ -52,7 +422,7 @@
                     <pic:cNvPicPr/>
                   </pic:nvPicPr>
                   <pic:blipFill>
-                    <a:blip r:embed="rId4">
+                    <a:blip r:embed="rId5">
                       <a:extLst>
                         <a:ext uri="{28A0092B-C50C-407E-A947-70E740481C1C}">
                           <a14:useLocalDpi xmlns:a14="http://schemas.microsoft.com/office/drawing/2010/main" val="0"/>
@@ -139,7 +509,7 @@
                     <pic:cNvPicPr/>
                   </pic:nvPicPr>
                   <pic:blipFill>
-                    <a:blip r:embed="rId5">
+                    <a:blip r:embed="rId6">
                       <a:extLst>
                         <a:ext uri="{28A0092B-C50C-407E-A947-70E740481C1C}">
                           <a14:useLocalDpi xmlns:a14="http://schemas.microsoft.com/office/drawing/2010/main" val="0"/>
@@ -211,7 +581,7 @@
                     <pic:cNvPicPr/>
                   </pic:nvPicPr>
                   <pic:blipFill>
-                    <a:blip r:embed="rId6">
+                    <a:blip r:embed="rId7">
                       <a:extLst>
                         <a:ext uri="{28A0092B-C50C-407E-A947-70E740481C1C}">
                           <a14:useLocalDpi xmlns:a14="http://schemas.microsoft.com/office/drawing/2010/main" val="0"/>
@@ -291,7 +661,7 @@
                     <pic:cNvPicPr/>
                   </pic:nvPicPr>
                   <pic:blipFill>
-                    <a:blip r:embed="rId7">
+                    <a:blip r:embed="rId8">
                       <a:extLst>
                         <a:ext uri="{28A0092B-C50C-407E-A947-70E740481C1C}">
                           <a14:useLocalDpi xmlns:a14="http://schemas.microsoft.com/office/drawing/2010/main" val="0"/>
@@ -353,7 +723,7 @@
                     <pic:cNvPicPr/>
                   </pic:nvPicPr>
                   <pic:blipFill>
-                    <a:blip r:embed="rId8">
+                    <a:blip r:embed="rId9">
                       <a:extLst>
                         <a:ext uri="{28A0092B-C50C-407E-A947-70E740481C1C}">
                           <a14:useLocalDpi xmlns:a14="http://schemas.microsoft.com/office/drawing/2010/main" val="0"/>
@@ -440,7 +810,7 @@
                     <pic:cNvPicPr/>
                   </pic:nvPicPr>
                   <pic:blipFill>
-                    <a:blip r:embed="rId9">
+                    <a:blip r:embed="rId10">
                       <a:extLst>
                         <a:ext uri="{28A0092B-C50C-407E-A947-70E740481C1C}">
                           <a14:useLocalDpi xmlns:a14="http://schemas.microsoft.com/office/drawing/2010/main" val="0"/>
@@ -502,7 +872,7 @@
                     <pic:cNvPicPr/>
                   </pic:nvPicPr>
                   <pic:blipFill>
-                    <a:blip r:embed="rId10">
+                    <a:blip r:embed="rId11">
                       <a:extLst>
                         <a:ext uri="{28A0092B-C50C-407E-A947-70E740481C1C}">
                           <a14:useLocalDpi xmlns:a14="http://schemas.microsoft.com/office/drawing/2010/main" val="0"/>
@@ -631,7 +1001,7 @@
                     <pic:cNvPicPr/>
                   </pic:nvPicPr>
                   <pic:blipFill>
-                    <a:blip r:embed="rId11">
+                    <a:blip r:embed="rId12">
                       <a:extLst>
                         <a:ext uri="{28A0092B-C50C-407E-A947-70E740481C1C}">
                           <a14:useLocalDpi xmlns:a14="http://schemas.microsoft.com/office/drawing/2010/main" val="0"/>
@@ -693,7 +1063,7 @@
                     <pic:cNvPicPr/>
                   </pic:nvPicPr>
                   <pic:blipFill>
-                    <a:blip r:embed="rId12">
+                    <a:blip r:embed="rId13">
                       <a:extLst>
                         <a:ext uri="{28A0092B-C50C-407E-A947-70E740481C1C}">
                           <a14:useLocalDpi xmlns:a14="http://schemas.microsoft.com/office/drawing/2010/main" val="0"/>
@@ -749,7 +1119,7 @@
                     <pic:cNvPicPr/>
                   </pic:nvPicPr>
                   <pic:blipFill>
-                    <a:blip r:embed="rId13">
+                    <a:blip r:embed="rId14">
                       <a:extLst>
                         <a:ext uri="{28A0092B-C50C-407E-A947-70E740481C1C}">
                           <a14:useLocalDpi xmlns:a14="http://schemas.microsoft.com/office/drawing/2010/main" val="0"/>
@@ -817,6 +1187,7 @@
         <w:rPr>
           <w:b/>
           <w:bCs/>
+          <w:noProof/>
         </w:rPr>
         <w:lastRenderedPageBreak/>
         <w:drawing>
@@ -843,7 +1214,7 @@
                     <pic:cNvPicPr/>
                   </pic:nvPicPr>
                   <pic:blipFill>
-                    <a:blip r:embed="rId14">
+                    <a:blip r:embed="rId15">
                       <a:extLst>
                         <a:ext uri="{28A0092B-C50C-407E-A947-70E740481C1C}">
                           <a14:useLocalDpi xmlns:a14="http://schemas.microsoft.com/office/drawing/2010/main" val="0"/>
@@ -948,7 +1319,7 @@
                     <pic:cNvPicPr/>
                   </pic:nvPicPr>
                   <pic:blipFill>
-                    <a:blip r:embed="rId15">
+                    <a:blip r:embed="rId16">
                       <a:extLst>
                         <a:ext uri="{28A0092B-C50C-407E-A947-70E740481C1C}">
                           <a14:useLocalDpi xmlns:a14="http://schemas.microsoft.com/office/drawing/2010/main" val="0"/>
@@ -1010,7 +1381,7 @@
                     <pic:cNvPicPr/>
                   </pic:nvPicPr>
                   <pic:blipFill>
-                    <a:blip r:embed="rId16">
+                    <a:blip r:embed="rId17">
                       <a:extLst>
                         <a:ext uri="{28A0092B-C50C-407E-A947-70E740481C1C}">
                           <a14:useLocalDpi xmlns:a14="http://schemas.microsoft.com/office/drawing/2010/main" val="0"/>
@@ -1752,7 +2123,7 @@
                     <pic:cNvPicPr preferRelativeResize="0"/>
                   </pic:nvPicPr>
                   <pic:blipFill>
-                    <a:blip r:embed="rId17">
+                    <a:blip r:embed="rId18">
                       <a:extLst>
                         <a:ext uri="{28A0092B-C50C-407E-A947-70E740481C1C}">
                           <a14:useLocalDpi xmlns:a14="http://schemas.microsoft.com/office/drawing/2010/main" val="0"/>
@@ -1790,6 +2161,7 @@
         <w:rPr>
           <w:b/>
           <w:bCs/>
+          <w:noProof/>
         </w:rPr>
         <w:drawing>
           <wp:anchor distT="0" distB="0" distL="114300" distR="114300" simplePos="0" relativeHeight="251674624" behindDoc="0" locked="0" layoutInCell="1" allowOverlap="1" wp14:anchorId="6D476362" wp14:editId="649D53C5">
@@ -1815,7 +2187,7 @@
                     <pic:cNvPicPr/>
                   </pic:nvPicPr>
                   <pic:blipFill>
-                    <a:blip r:embed="rId18">
+                    <a:blip r:embed="rId19">
                       <a:extLst>
                         <a:ext uri="{28A0092B-C50C-407E-A947-70E740481C1C}">
                           <a14:useLocalDpi xmlns:a14="http://schemas.microsoft.com/office/drawing/2010/main" val="0"/>
@@ -1904,7 +2276,7 @@
                     <pic:cNvPicPr/>
                   </pic:nvPicPr>
                   <pic:blipFill>
-                    <a:blip r:embed="rId19">
+                    <a:blip r:embed="rId20">
                       <a:extLst>
                         <a:ext uri="{28A0092B-C50C-407E-A947-70E740481C1C}">
                           <a14:useLocalDpi xmlns:a14="http://schemas.microsoft.com/office/drawing/2010/main" val="0"/>
@@ -1966,7 +2338,7 @@
                     <pic:cNvPicPr/>
                   </pic:nvPicPr>
                   <pic:blipFill>
-                    <a:blip r:embed="rId20">
+                    <a:blip r:embed="rId21">
                       <a:extLst>
                         <a:ext uri="{28A0092B-C50C-407E-A947-70E740481C1C}">
                           <a14:useLocalDpi xmlns:a14="http://schemas.microsoft.com/office/drawing/2010/main" val="0"/>
@@ -3286,4 +3658,16 @@
     </a:ext>
   </a:extLst>
 </a:theme>
+</file>
+
+<file path=customXml/item1.xml><?xml version="1.0" encoding="utf-8"?>
+<b:Sources xmlns:b="http://schemas.openxmlformats.org/officeDocument/2006/bibliography" xmlns="http://schemas.openxmlformats.org/officeDocument/2006/bibliography" SelectedStyle="\APASixthEditionOfficeOnline.xsl" StyleName="APA" Version="6"/>
+</file>
+
+<file path=customXml/itemProps1.xml><?xml version="1.0" encoding="utf-8"?>
+<ds:datastoreItem xmlns:ds="http://schemas.openxmlformats.org/officeDocument/2006/customXml" ds:itemID="{79D8BD6A-6A1D-45B8-B296-95BF68149AF0}">
+  <ds:schemaRefs>
+    <ds:schemaRef ds:uri="http://schemas.openxmlformats.org/officeDocument/2006/bibliography"/>
+  </ds:schemaRefs>
+</ds:datastoreItem>
 </file>